--- a/rajasthan-nurse-50/Test_33_Full_Test_Ordered.docx
+++ b/rajasthan-nurse-50/Test_33_Full_Test_Ordered.docx
@@ -34,7 +34,7 @@
     </w:p>
     <w:p>
       <w:r>
-        <w:t>Solution: Mania involves euphoria, grandiosity, pressured speech, and reduced sleep.</w:t>
+        <w:t>Solution: ✅ Correct Answer: A. Elevated mood, increased energy, and decreased need for sleep | 🧠 Clinical Rationale: Mania involves euphoria, grandiosity, pressured speech, and reduced sleep. | ❌ Why Not Others? | B — Sadness, fatigue, and insomnia: not the appropriate nursing action here | C — Fear, trembling, and sweating: not the appropriate nursing action here | D — Confusion, amnesia, and disorientation: not the appropriate nursing action here | ⚠️ Exam Trap: Read the exact question — the correct fact and its look-alike options are easy to interchange. | 💎 PNC Pearl: Elevated mood, increased energy, and decreased need for sleep → Mania involves euphoria, grandiosity, pressured speech, and reduced sleep</w:t>
       </w:r>
     </w:p>
     <w:p>
@@ -79,7 +79,7 @@
     </w:p>
     <w:p>
       <w:r>
-        <w:t>Solution: PMTCT with maternal ART and infant prophylaxis prevents vertical transmission.</w:t>
+        <w:t>Solution: ✅ Correct Answer: A. Mother-to-child transmission | 🧠 Clinical Rationale: PMTCT with maternal ART and infant prophylaxis prevents vertical transmission. | ❌ Why Not Others? | B — Blood transfusion always: not the appropriate nursing action here | C — Needle stick always: not the appropriate nursing action here | D — Diet: INH depletes B6; supplement to prevent neuropathy. | ⚠️ Exam Trap: Read the exact question — the correct fact and its look-alike options are easy to interchange. | 💎 PNC Pearl: Mother-to-child transmission → PMTCT with maternal ART and infant prophylaxis prevents vertical transmission</w:t>
       </w:r>
     </w:p>
     <w:p>
@@ -124,7 +124,7 @@
     </w:p>
     <w:p>
       <w:r>
-        <w:t>Solution: LPS releases on gram-negative lysis, causing fever and shock.</w:t>
+        <w:t>Solution: ✅ Correct Answer: A. Lipopolysaccharide of gram-negative cell walls | 🧠 Clinical Rationale: LPS releases on gram-negative lysis, causing fever and shock. | ❌ Why Not Others? | B — Protein: Kwashiorkor: protein deficiency causing oedema, pot belly, and skin/hair changes. | C — Peptidoglycan: (murein) gives the cell wall strength. | D — DNA: The nucleus stores genetic material and directs cell activity. | ⚠️ Exam Trap: Read the exact question — the correct fact and its look-alike options are easy to interchange. | 💎 PNC Pearl: Lipopolysaccharide of gram-negative cell walls → LPS releases on gram-negative lysis, causing fever and shock</w:t>
       </w:r>
     </w:p>
     <w:p>
@@ -169,7 +169,7 @@
     </w:p>
     <w:p>
       <w:r>
-        <w:t>Solution: Massage risks pulmonary embolism.</w:t>
+        <w:t>Solution: ✅ Correct Answer: A. May dislodge the clot | 🧠 Clinical Rationale: Massage risks pulmonary embolism. | ❌ Why Not Others? | B — Reduces pain: not the appropriate nursing action here | C — Speeds recovery: not the appropriate nursing action here | D — Is harmless: not the appropriate nursing action here | ⚠️ Exam Trap: Read the exact question — the correct fact and its look-alike options are easy to interchange. | 💎 PNC Pearl: May dislodge the clot → Massage risks pulmonary embolism</w:t>
       </w:r>
     </w:p>
     <w:p>
@@ -214,7 +214,7 @@
     </w:p>
     <w:p>
       <w:r>
-        <w:t>Solution: NRHM strengthens rural healthcare.</w:t>
+        <w:t>Solution: ⚠ MULTIPLE MATCHES: ✅ Correct Answer: A. National Rural Health Mission | 🧠 Clinical Rationale: NRHM strengthens rural healthcare. | ❌ Why Not Others? | B — National Regional Health Mission: not the appropriate nursing action here | C — National Reproductive Health Mission: not the appropriate nursing action here | D — New Rural Health Model: not the appropriate nursing action here | ⚠️ Exam Trap: Don’t confuse "National Rural Health Mission" with "National Regional Health Mission" — they look alike and are easy to interchange. | 💎 PNC Pearl: National Rural Health Mission → NRHM strengthens rural healthcare || ✅ Correct Answer: A. National Rural Health Mission | 🧠 Clinical Rationale: NRHM was launched in 2005 to strengthen rural healthcare. | ❌ Why Not Others? | B — National Regional Health Mission: not the appropriate nursing action here | C — New Rural Health Model: not the appropriate nursing action here | D — National Reproductive Health Mission: not the appropriate nursing action here | ⚠️ Exam Trap: Don’t confuse "National Rural Health Mission" with "National Regional Health Mission" — they look alike and are easy to interchange. | 💎 PNC Pearl: National Rural Health Mission → NRHM was launched in 2005 to strengthen rural healthcare</w:t>
       </w:r>
     </w:p>
     <w:p>
@@ -259,7 +259,7 @@
     </w:p>
     <w:p>
       <w:r>
-        <w:t>Solution: CNE keeps practice current and evidence-based.</w:t>
+        <w:t>Solution: ✅ Correct Answer: A. Updating knowledge and skills throughout the career | 🧠 Clinical Rationale: CNE keeps practice current and evidence-based. | ❌ Why Not Others? | B — Only new graduates: not the appropriate nursing action here | C — Administrators only: not the appropriate nursing action here | D — Retirement planning: not the appropriate nursing action here | ⚠️ Exam Trap: Read the exact question — the correct fact and its look-alike options are easy to interchange. | 💎 PNC Pearl: Updating knowledge and skills throughout the career → CNE keeps practice current and evidence-based</w:t>
       </w:r>
     </w:p>
     <w:p>
@@ -304,7 +304,7 @@
     </w:p>
     <w:p>
       <w:r>
-        <w:t>Solution: OPAs maintain a patent airway in unconscious patients.</w:t>
+        <w:t>Solution: ✅ Correct Answer: A. Keep the airway open in an unconscious patient | 🧠 Clinical Rationale: OPAs maintain a patent airway in unconscious patients. | ❌ Why Not Others? | B — Give oxygen at high flow: not the appropriate nursing action here | C — Suction the stomach: not the appropriate nursing action here | D — Measure BP: not the appropriate nursing action here | ⚠️ Exam Trap: Read the exact question — the correct fact and its look-alike options are easy to interchange. | 💎 PNC Pearl: Keep the airway open in an unconscious patient → OPAs maintain a patent airway in unconscious patients</w:t>
       </w:r>
     </w:p>
     <w:p>
@@ -349,7 +349,7 @@
     </w:p>
     <w:p>
       <w:r>
-        <w:t>Solution: Steroids induce remission in most minimal change disease; monitor for relapse.</w:t>
+        <w:t>Solution: ✅ Correct Answer: A. Prednisolone | 🧠 Clinical Rationale: Steroids induce remission in most minimal change disease; monitor for relapse. | ❌ Why Not Others? | B — Cyclophosphamide always: not the first | C — Antibiotics: Compliance matters; missed pills and enzyme-inducing drugs reduce OC efficacy. Condoms prevent STIs. — not the first | D — Surgery: Metformin risks lactic acidosis in renal failure and contrast procedures. — not the first | ⚠️ Exam Trap: Read the exact question — the correct fact and its look-alike options are easy to interchange. | 💎 PNC Pearl: Prednisolone = the first</w:t>
       </w:r>
     </w:p>
     <w:p>
@@ -394,7 +394,7 @@
     </w:p>
     <w:p>
       <w:r>
-        <w:t>Solution: Haemorrhage is a post-prostatectomy risk.</w:t>
+        <w:t>Solution: ✅ Correct Answer: A. Bleeding, catheter patency, and output | 🧠 Clinical Rationale: Haemorrhage is a post-prostatectomy risk. | ❌ Why Not Others? | B — Only appetite: not the appropriate nursing action here | C — Only sleep: not the appropriate nursing action here | D — Nothing: Never induce vomiting after hydrocarbon ingestion — aspiration pneumonia risk; obtain urgent care. | ⚠️ Exam Trap: Read the exact question — the correct fact and its look-alike options are easy to interchange. | 💎 PNC Pearl: Bleeding, catheter patency, and output → Haemorrhage is a post-prostatectomy risk</w:t>
       </w:r>
     </w:p>
     <w:p>
@@ -439,7 +439,7 @@
     </w:p>
     <w:p>
       <w:r>
-        <w:t>Solution: Recovery tools track wellbeing, relationships, and work.</w:t>
+        <w:t>Solution: ✅ Correct Answer: A. Measuring recovery progress across life domains | 🧠 Clinical Rationale: Recovery tools track wellbeing, relationships, and work. | ❌ Why Not Others? | B — A star rating: not the appropriate nursing action here | C — Diet: INH depletes B6; supplement to prevent neuropathy. | D — Exercise: Calcium, vitamin D, and fall prevention maintain bone health. | ⚠️ Exam Trap: Read the exact question — the correct fact and its look-alike options are easy to interchange. | 💎 PNC Pearl: Measuring recovery progress across life domains → Recovery tools track wellbeing, relationships, and work</w:t>
       </w:r>
     </w:p>
     <w:p>
@@ -484,7 +484,7 @@
     </w:p>
     <w:p>
       <w:r>
-        <w:t>Solution: Digoxin toxicity: GI upset, halos, and arrhythmias.</w:t>
+        <w:t>Solution: ✅ Correct Answer: A. Bradycardia, nausea, and visual disturbances | 🧠 Clinical Rationale: Digoxin toxicity: GI upset, halos, and arrhythmias. | ❌ Why Not Others? | B — Tachycardia: Tachycardia = 100 beats per minute | C — Diarrhoea: Cholinergic side effects (nausea, vomiting, bradycardia) are common with cholinesterase inhibitors. | D — Hypotension only: not the appropriate nursing action here | ⚠️ Exam Trap: Read the exact question — the correct fact and its look-alike options are easy to interchange. | 💎 PNC Pearl: Bradycardia, nausea, and visual disturbances → Digoxin toxicity: GI upset, halos, and arrhythmias</w:t>
       </w:r>
     </w:p>
     <w:p>
@@ -529,7 +529,7 @@
     </w:p>
     <w:p>
       <w:r>
-        <w:t>Solution: CBT is evidence-based for depression, anxiety, and OCD.</w:t>
+        <w:t>Solution: ✅ Correct Answer: A. Identifying and challenging distorted thoughts | 🧠 Clinical Rationale: CBT is evidence-based for depression, anxiety, and OCD. | ❌ Why Not Others? | B — Free association: not the appropriate nursing action here | C — Diet: INH depletes B6; supplement to prevent neuropathy. | D — Exercise: Calcium, vitamin D, and fall prevention maintain bone health. | ⚠️ Exam Trap: Read the exact question — the correct fact and its look-alike options are easy to interchange. | 💎 PNC Pearl: Identifying and challenging distorted thoughts → CBT is evidence-based for depression, anxiety, and OCD</w:t>
       </w:r>
     </w:p>
     <w:p>
@@ -574,7 +574,7 @@
     </w:p>
     <w:p>
       <w:r>
-        <w:t>Solution: Check Hb, reticulocytes, and blood group; treat the cause.</w:t>
+        <w:t>Solution: ✅ Correct Answer: A. Anaemia from blood loss or haemolysis | 🧠 Clinical Rationale: Check Hb, reticulocytes, and blood group; treat the cause. | ❌ Why Not Others? | B — Benign: Erythema toxicum is a common benign neonatal rash with blotchy erythema and papules, resolving by day 7. | C — Diet: INH depletes B6; supplement to prevent neuropathy. | D — Exercise: Calcium, vitamin D, and fall prevention maintain bone health. | ⚠️ Exam Trap: Read the exact question — the correct fact and its look-alike options are easy to interchange. | 💎 PNC Pearl: Anaemia from blood loss or haemolysis → Check Hb, reticulocytes, and blood group; treat the cause</w:t>
       </w:r>
     </w:p>
     <w:p>
@@ -619,7 +619,7 @@
     </w:p>
     <w:p>
       <w:r>
-        <w:t>Solution: DTs are a medical emergency with confusion, tremor, and hallucinations; treat with benzodiazepines.</w:t>
+        <w:t>Solution: ✅ Correct Answer: A. Abrupt cessation after heavy drinking | 🧠 Clinical Rationale: DTs are a medical emergency with confusion, tremor, and hallucinations; treat with benzodiazepines. | ❌ Why Not Others? | B — Moderate intake: not the appropriate nursing action here | C — Diet: INH depletes B6; supplement to prevent neuropathy. | D — Exercise: Calcium, vitamin D, and fall prevention maintain bone health. | ⚠️ Exam Trap: Read the exact question — the correct fact and its look-alike options are easy to interchange. | 💎 PNC Pearl: Abrupt cessation after heavy drinking → DTs are a medical emergency with confusion, tremor, and hallucinations; treat with benzodiazepines</w:t>
       </w:r>
     </w:p>
     <w:p>
@@ -664,7 +664,7 @@
     </w:p>
     <w:p>
       <w:r>
-        <w:t>Solution: Observe for 30 minutes after parenteral antibiotics — the highest-risk period for anaphylaxis.</w:t>
+        <w:t>Solution: ✅ Correct Answer: A. At least 30 minutes | 🧠 Clinical Rationale: Observe for 30 minutes after parenteral antibiotics — the highest-risk period for anaphylaxis. | ❌ Why Not Others? | B — 1 second: not the appropriate nursing action here | C — 24 hours only: not the appropriate nursing action here | D — 1 week: not the appropriate nursing action here | ⚠️ Exam Trap: Read the exact question — the correct fact and its look-alike options are easy to interchange. | 💎 PNC Pearl: At least 30 minutes → Observe for 30 minutes after parenteral antibiotics — the highest-risk period for anaphylaxis</w:t>
       </w:r>
     </w:p>
     <w:p>
@@ -709,7 +709,7 @@
     </w:p>
     <w:p>
       <w:r>
-        <w:t>Solution: EAPs and mental health support help workers.</w:t>
+        <w:t>Solution: ✅ Correct Answer: A. Workload redesign and support programmes | 🧠 Clinical Rationale: EAPs and mental health support help workers. | ❌ Why Not Others? | B — Diet: INH depletes B6; supplement to prevent neuropathy. | C — Climate: NMSA promotes sustainable agriculture. | D — Genetics: Diet and heredity drive LDL; statins and lifestyle lower it. | ⚠️ Exam Trap: Read the exact question — the correct fact and its look-alike options are easy to interchange. | 💎 PNC Pearl: Workload redesign and support programmes → EAPs and mental health support help workers</w:t>
       </w:r>
     </w:p>
     <w:p>
@@ -754,7 +754,7 @@
     </w:p>
     <w:p>
       <w:r>
-        <w:t>Solution: Oral radiation damages mucosa and salivary glands, causing painful mucositis and dry mouth.</w:t>
+        <w:t>Solution: ✅ Correct Answer: A. Mucositis and xerostomia | 🧠 Clinical Rationale: Oral radiation damages mucosa and salivary glands, causing painful mucositis and dry mouth. | ❌ Why Not Others? | B — Hepatitis: HBIG plus vaccine protects after HBV exposure. | C — Nephritis: not the appropriate nursing action here | D — Cardiomyopathy: Post-viral dilated cardiomyopathy causes heart failure; treat failure and transplant if needed. | ⚠️ Exam Trap: Read the exact question — the correct fact and its look-alike options are easy to interchange. | 💎 PNC Pearl: Mucositis and xerostomia → Oral radiation damages mucosa and salivary glands, causing painful mucositis and dry mouth</w:t>
       </w:r>
     </w:p>
     <w:p>
@@ -799,7 +799,7 @@
     </w:p>
     <w:p>
       <w:r>
-        <w:t>Solution: Prevention targets diet, activity, and screen time; treat comorbidities.</w:t>
+        <w:t>Solution: ✅ Correct Answer: A. Energy imbalance with sedentary habits | 🧠 Clinical Rationale: Prevention targets diet, activity, and screen time; treat comorbidities. | ❌ Why Not Others? | B — Endocrine disease always: not the appropriate nursing action here | C — Genetics always: not the appropriate nursing action here | D — Diet always: not the appropriate nursing action here | ⚠️ Exam Trap: Read the exact question — the correct fact and its look-alike options are easy to interchange. | 💎 PNC Pearl: Energy imbalance with sedentary habits → Prevention targets diet, activity, and screen time; treat comorbidities</w:t>
       </w:r>
     </w:p>
     <w:p>
@@ -844,7 +844,7 @@
     </w:p>
     <w:p>
       <w:r>
-        <w:t>Solution: The tricuspid valve has three cusps.</w:t>
+        <w:t>Solution: ✅ Correct Answer: A. Tricuspid valve | 🧠 Clinical Rationale: The tricuspid valve has three cusps. | ❌ Why Not Others? | B — Mitral valve: not the appropriate nursing action here | C — Aortic valve: not the appropriate nursing action here | D — Pulmonary valve: not the appropriate nursing action here | ⚠️ Exam Trap: Read the exact question — the correct fact and its look-alike options are easy to interchange. | 💎 PNC Pearl: Tricuspid valve → has three cusps</w:t>
       </w:r>
     </w:p>
     <w:p>
@@ -889,7 +889,7 @@
     </w:p>
     <w:p>
       <w:r>
-        <w:t>Solution: The biceps flexes the elbow.</w:t>
+        <w:t>Solution: ✅ Correct Answer: A. Biceps brachii | 🧠 Clinical Rationale: The biceps flexes the elbow. | ❌ Why Not Others? | B — Triceps brachii: Triceps brachii = Extension of the elbow | C — Deltoid: not the appropriate nursing action here | D — Pectoralis: not the appropriate nursing action here | ⚠️ Exam Trap: Read the exact question — the correct fact and its look-alike options are easy to interchange. | 💎 PNC Pearl: Biceps brachii → The biceps flexes the elbow</w:t>
       </w:r>
     </w:p>
     <w:p>
@@ -934,7 +934,7 @@
     </w:p>
     <w:p>
       <w:r>
-        <w:t>Solution: Documenting refusals protects both parties.</w:t>
+        <w:t>Solution: ✅ Correct Answer: A. Accurately in the record | 🧠 Clinical Rationale: Documenting refusals protects both parties. | ❌ Why Not Others? | B — Not at all: Once threshold is reached, the fibre contracts maximally. | C — Verbally only: not the appropriate nursing action here | D — In the diary: not the appropriate nursing action here | ⚠️ Exam Trap: Read the exact question — the correct fact and its look-alike options are easy to interchange. | 💎 PNC Pearl: Accurately in the record → Documenting refusals protects both parties</w:t>
       </w:r>
     </w:p>
     <w:p>
@@ -979,7 +979,7 @@
     </w:p>
     <w:p>
       <w:r>
-        <w:t>Solution: Care plans address each patient's specific needs.</w:t>
+        <w:t>Solution: ✅ Correct Answer: A. Individualized to each patient | 🧠 Clinical Rationale: Care plans address each patient's specific needs. | ❌ Why Not Others? | B — The same for everyone: not the appropriate nursing action here | C — Copied from books: not the appropriate nursing action here | D — Optional: not the appropriate nursing action here | ⚠️ Exam Trap: Read the exact question — the correct fact and its look-alike options are easy to interchange. | 💎 PNC Pearl: Individualized to each patient → Care plans address each patient's specific needs</w:t>
       </w:r>
     </w:p>
     <w:p>
@@ -1024,7 +1024,7 @@
     </w:p>
     <w:p>
       <w:r>
-        <w:t>Solution: Post-TURP bleeding with clot retention is common; monitor output colour and keep irrigation flowing.</w:t>
+        <w:t>Solution: ✅ Correct Answer: A. Bleeding and clot retention (continuous bladder irrigation) | 🧠 Clinical Rationale: Post-TURP bleeding with clot retention is common; monitor output colour and keep irrigation flowing. | ❌ Why Not Others? | B — Hyperkalaemia: Spironolactone raises potassium; avoid with ACE inhibitors and potassium supplements. | C — Bradycardia: Bradycardia = 60 beats per minute | D — Diarrhoea: Cholinergic side effects (nausea, vomiting, bradycardia) are common with cholinesterase inhibitors. | ⚠️ Exam Trap: Read the exact question — the correct fact and its look-alike options are easy to interchange. | 💎 PNC Pearl: Bleeding and clot retention (continuous bladder irrigation) → Post-TURP bleeding with clot retention is common; monitor output colour and keep irrigation flowing</w:t>
       </w:r>
     </w:p>
     <w:p>
@@ -1069,7 +1069,7 @@
     </w:p>
     <w:p>
       <w:r>
-        <w:t>Solution: Oxytocin is contraindicated when vaginal delivery is unsafe: malpresentations, praevia, or prior uterine scar.</w:t>
+        <w:t>Solution: ✅ Correct Answer: A. Transverse lie or placenta praevia | 🧠 Clinical Rationale: Oxytocin is contraindicated when vaginal delivery is unsafe: malpresentations, praevia, or prior uterine scar. | ❌ Why Not Others? | B — Post-term pregnancy: Reduced amniotic fluid occurs with foetal renal anomalies, placental insufficiency, and post-maturity. | C — Oligohydramnios: not the appropriate nursing action here | D — Premature rupture of membranes: not the appropriate nursing action here | ⚠️ Exam Trap: Read the exact question — the correct fact and its look-alike options are easy to interchange. | 💎 PNC Pearl: Transverse lie or placenta praevia → Oxytocin is contraindicated when vaginal delivery is unsafe: malpresentations, praevia, or prior uterine scar</w:t>
       </w:r>
     </w:p>
     <w:p>
@@ -1114,7 +1114,7 @@
     </w:p>
     <w:p>
       <w:r>
-        <w:t>Solution: IgG is the only immunoglobulin that crosses the placenta.</w:t>
+        <w:t>Solution: ✅ Correct Answer: A. IgG | 🧠 Clinical Rationale: IgG is the only immunoglobulin that crosses the placenta. | ❌ Why Not Others? | B — IgA: Secretory IgA protects mucosal surfaces. | C — IgM: Appears early and is a large pentamer. | D — IgE: Binds mast cells and triggers allergy. | ⚠️ Exam Trap: Read the exact question — the correct fact and its look-alike options are easy to interchange. | 💎 PNC Pearl: IgG → the only immunoglobulin that crosses the placenta</w:t>
       </w:r>
     </w:p>
     <w:p>
@@ -1159,7 +1159,7 @@
     </w:p>
     <w:p>
       <w:r>
-        <w:t>Solution: Attention filters competing stimuli.</w:t>
+        <w:t>Solution: ✅ Correct Answer: A. Selective focus on certain stimuli while ignoring others | 🧠 Clinical Rationale: Attention filters competing stimuli. | ❌ Why Not Others? | B — Remembering events: not the appropriate nursing action here | C — Feeling emotions: not the appropriate nursing action here | D — Moving muscles: not the appropriate nursing action here | ⚠️ Exam Trap: Read the exact question — the correct fact and its look-alike options are easy to interchange. | 💎 PNC Pearl: Selective focus on certain stimuli while ignoring others → Attention filters competing stimuli</w:t>
       </w:r>
     </w:p>
     <w:p>
@@ -1204,7 +1204,7 @@
     </w:p>
     <w:p>
       <w:r>
-        <w:t>Solution: MHC presents peptides to T cells.</w:t>
+        <w:t>Solution: ✅ Correct Answer: A. Presenting antigens to immune cells | 🧠 Clinical Rationale: MHC presents peptides to T cells. | ❌ Why Not Others? | B — Clotting: Platelets form plugs in haemostasis. | C — Digestion: not the appropriate nursing action here | D — Respiration: TPR records the three vital signs. | ⚠️ Exam Trap: Read the exact question — the correct fact and its look-alike options are easy to interchange. | 💎 PNC Pearl: Presenting antigens to immune cells → MHC presents peptides to T cells</w:t>
       </w:r>
     </w:p>
     <w:p>
@@ -1249,7 +1249,7 @@
     </w:p>
     <w:p>
       <w:r>
-        <w:t>Solution: Pelvic floor training strengthens sphincter support; biofeedback may help technique.</w:t>
+        <w:t>Solution: ✅ Correct Answer: A. Perform pelvic floor (Kegel) exercises regularly | 🧠 Clinical Rationale: Pelvic floor training strengthens sphincter support; biofeedback may help technique. | ❌ Why Not Others? | B — Reduce fluids always: not the appropriate nursing action here | C — Avoid all exercise: not the appropriate nursing action here | D — Delay urination for hours: not the appropriate nursing action here | ⚠️ Exam Trap: Read the exact question — the correct fact and its look-alike options are easy to interchange. | 💎 PNC Pearl: Perform pelvic floor (Kegel) exercises regularly → Pelvic floor training strengthens sphincter support; biofeedback may help technique</w:t>
       </w:r>
     </w:p>
     <w:p>
@@ -1294,7 +1294,7 @@
     </w:p>
     <w:p>
       <w:r>
-        <w:t>Solution: A clot can embolise to the lungs.</w:t>
+        <w:t>Solution: ✅ Correct Answer: A. Signs of pulmonary embolism | 🧠 Clinical Rationale: A clot can embolise to the lungs. | ❌ Why Not Others? | B — Only leg pain: not the appropriate nursing action here | C — Only swelling: not the appropriate nursing action here | D — Nothing: Never induce vomiting after hydrocarbon ingestion — aspiration pneumonia risk; obtain urgent care. | ⚠️ Exam Trap: Read the exact question — the correct fact and its look-alike options are easy to interchange. | 💎 PNC Pearl: Signs of pulmonary embolism → A clot can embolise to the lungs</w:t>
       </w:r>
     </w:p>
     <w:p>
@@ -1339,7 +1339,7 @@
     </w:p>
     <w:p>
       <w:r>
-        <w:t>Solution: Intradermal injections go just under the epidermis.</w:t>
+        <w:t>Solution: ✅ Correct Answer: A. 10-15 degrees | 🧠 Clinical Rationale: Intradermal injections go just under the epidermis. | ❌ Why Not Others? | B — 90 degrees: IM injections use a 90° angle; SC uses 45-90°. | C — 45 degrees: Elevation prevents regurgitation and aspiration. | D — 60 degrees: Fowler's position is 45-60°; high Fowler's is 90°. | ⚠️ Exam Trap: Read the exact question — the correct fact and its look-alike options are easy to interchange. | 💎 PNC Pearl: 10-15 degrees → Intradermal injections go just under the epidermis</w:t>
       </w:r>
     </w:p>
     <w:p>
@@ -1384,7 +1384,7 @@
     </w:p>
     <w:p>
       <w:r>
-        <w:t>Solution: Target newborns, mothers, elderly, and chronic disease patients.</w:t>
+        <w:t>Solution: ✅ Correct Answer: A. Prioritizing high-risk families | 🧠 Clinical Rationale: Target newborns, mothers, elderly, and chronic disease patients. | ❌ Why Not Others? | B — Random visits: not the appropriate nursing action here | C — Diet: INH depletes B6; supplement to prevent neuropathy. | D — Climate: NMSA promotes sustainable agriculture. | ⚠️ Exam Trap: Read the exact question — the correct fact and its look-alike options are easy to interchange. | 💎 PNC Pearl: Prioritizing high-risk families → Target newborns, mothers, elderly, and chronic disease patients</w:t>
       </w:r>
     </w:p>
     <w:p>
@@ -1429,7 +1429,7 @@
     </w:p>
     <w:p>
       <w:r>
-        <w:t>Solution: Undress, rehydrate, and investigate infection if persistent.</w:t>
+        <w:t>Solution: ✅ Correct Answer: A. Overwrapping and dehydration | 🧠 Clinical Rationale: Undress, rehydrate, and investigate infection if persistent. | ❌ Why Not Others? | B — Infection always: not the appropriate nursing action here | C — Diet: INH depletes B6; supplement to prevent neuropathy. | D — Exercise: Calcium, vitamin D, and fall prevention maintain bone health. | ⚠️ Exam Trap: Read the exact question — the correct fact and its look-alike options are easy to interchange. | 💎 PNC Pearl: Overwrapping and dehydration → Undress, rehydrate, and investigate infection if persistent</w:t>
       </w:r>
     </w:p>
     <w:p>
@@ -1474,7 +1474,7 @@
     </w:p>
     <w:p>
       <w:r>
-        <w:t>Solution: Smoking cessation and foot care prevent complications.</w:t>
+        <w:t>Solution: ✅ Correct Answer: A. Stop smoking and inspect the feet daily | 🧠 Clinical Rationale: Smoking cessation and foot care prevent complications. | ❌ Why Not Others? | B — Smoke and ignore the feet: not the appropriate nursing action here | C — Use hot water bottles freely: not the appropriate nursing action here | D — Walk barefoot outside: not the appropriate nursing action here | ⚠️ Exam Trap: Don’t confuse "Stop smoking and inspect the feet daily" with "Smoke and ignore the feet" — they look alike and are easy to interchange. | 💎 PNC Pearl: Stop smoking and inspect the feet daily → Smoking cessation and foot care prevent complications</w:t>
       </w:r>
     </w:p>
     <w:p>
@@ -1519,7 +1519,7 @@
     </w:p>
     <w:p>
       <w:r>
-        <w:t>Solution: Lying flat for the prescribed period reduces CSF leak and headache after spinal anaesthesia.</w:t>
+        <w:t>Solution: ✅ Correct Answer: A. It prevents post-dural puncture headache | 🧠 Clinical Rationale: Lying flat for the prescribed period reduces CSF leak and headache after spinal anaesthesia. | ❌ Why Not Others? | B — It speeds drug elimination: not the appropriate nursing action here | C — It prevents bleeding: not the appropriate nursing action here | D — It reduces pain: not the appropriate nursing action here | ⚠️ Exam Trap: Read the exact question — the correct fact and its look-alike options are easy to interchange. | 💎 PNC Pearl: It prevents post-dural puncture headache → Lying flat for the prescribed period reduces CSF leak and headache after spinal anaesthesia</w:t>
       </w:r>
     </w:p>
     <w:p>
@@ -1564,7 +1564,7 @@
     </w:p>
     <w:p>
       <w:r>
-        <w:t>Solution: Family support is part of end-of-life care.</w:t>
+        <w:t>Solution: ✅ Correct Answer: A. With empathy and information | 🧠 Clinical Rationale: Family support is part of end-of-life care. | ❌ Why Not Others? | B — By avoiding them: not the appropriate nursing action here | C — By rushing them: not the appropriate nursing action here | D — By ignoring grief: not the appropriate nursing action here | ⚠️ Exam Trap: Read the exact question — the correct fact and its look-alike options are easy to interchange. | 💎 PNC Pearl: With empathy and information → Family support is part of end-of-life care</w:t>
       </w:r>
     </w:p>
     <w:p>
@@ -1609,7 +1609,7 @@
     </w:p>
     <w:p>
       <w:r>
-        <w:t>Solution: Nutritional deficiency causes a smooth red tongue; correct the deficiency.</w:t>
+        <w:t>Solution: ✅ Correct Answer: A. Iron, B12, and folate deficiency | 🧠 Clinical Rationale: Nutritional deficiency causes a smooth red tongue; correct the deficiency. | ❌ Why Not Others? | B — Excess vitamins: not the appropriate nursing action here | C — Infection always: not the appropriate nursing action here | D — Trauma: Birth trauma, episiotomy pain, and epidurals impair bladder sensation; monitor voiding closely. | ⚠️ Exam Trap: Read the exact question — the correct fact and its look-alike options are easy to interchange. | 💎 PNC Pearl: Iron, B12, and folate deficiency → Nutritional deficiency causes a smooth red tongue; correct the deficiency</w:t>
       </w:r>
     </w:p>
     <w:p>
@@ -1654,7 +1654,7 @@
     </w:p>
     <w:p>
       <w:r>
-        <w:t>Solution: Giardia causes foul-smelling diarrhoea and malabsorption; metronidazole treats it.</w:t>
+        <w:t>Solution: ✅ Correct Answer: A. Giardia lamblia through contaminated water | 🧠 Clinical Rationale: Giardia causes foul-smelling diarrhoea and malabsorption; metronidazole treats it. | ❌ Why Not Others? | B — Bacteria always: not the appropriate nursing action here | C — Virus always: not the appropriate nursing action here | D — Diet: INH depletes B6; supplement to prevent neuropathy. | ⚠️ Exam Trap: Read the exact question — the correct fact and its look-alike options are easy to interchange. | 💎 PNC Pearl: Giardia causes foul-smelling diarrhoea and malabsorption; metronidazole treats it.</w:t>
       </w:r>
     </w:p>
     <w:p>
@@ -1699,7 +1699,7 @@
     </w:p>
     <w:p>
       <w:r>
-        <w:t>Solution: Five moments of hand hygiene prevent infection.</w:t>
+        <w:t>Solution: ✅ Correct Answer: A. Before and after every patient contact | 🧠 Clinical Rationale: Five moments of hand hygiene prevent infection. | ❌ Why Not Others? | B — Only before meals: not the appropriate nursing action here | C — Only after procedures: not the appropriate nursing action here | D — Once daily: not the appropriate nursing action here | ⚠️ Exam Trap: Read the exact question — the correct fact and its look-alike options are easy to interchange. | 💎 PNC Pearl: Before and after every patient contact → Five moments of hand hygiene prevent infection</w:t>
       </w:r>
     </w:p>
     <w:p>
@@ -1744,7 +1744,7 @@
     </w:p>
     <w:p>
       <w:r>
-        <w:t>Solution: Malaria remains the most widespread vector-borne disease.</w:t>
+        <w:t>Solution: ✅ Correct Answer: A. Malaria | 🧠 Clinical Rationale: Malaria remains the most widespread vector-borne disease. | ❌ Why Not Others? | B — Dengue only: not the appropriate nursing action here | C — Chikungunya only: not the appropriate nursing action here | D — Kala-azar: Evaluate for endemic infections and leukaemia. | ⚠️ Exam Trap: Read the exact question — the correct fact and its look-alike options are easy to interchange. | 💎 PNC Pearl: Malaria → remains the most widespread vector-borne disease</w:t>
       </w:r>
     </w:p>
     <w:p>
@@ -1789,7 +1789,7 @@
     </w:p>
     <w:p>
       <w:r>
-        <w:t>Solution: Radioactive iodine requires temporary precautions with close contact and pregnancy avoidance.</w:t>
+        <w:t>Solution: ✅ Correct Answer: A. Explaining isolation precautions for a few days | 🧠 Clinical Rationale: Radioactive iodine requires temporary precautions with close contact and pregnancy avoidance. | ❌ Why Not Others? | B — Allowing pregnancy: not the appropriate nursing action here | C — Avoiding all precautions: not the appropriate nursing action here | D — Sharing utensils: not the appropriate nursing action here | ⚠️ Exam Trap: Read the exact question — the correct fact and its look-alike options are easy to interchange. | 💎 PNC Pearl: Explaining isolation precautions for a few days → Radioactive iodine requires temporary precautions with close contact and pregnancy avoidance</w:t>
       </w:r>
     </w:p>
     <w:p>
@@ -1834,7 +1834,7 @@
     </w:p>
     <w:p>
       <w:r>
-        <w:t>Solution: Minimizing interruptions reduces errors.</w:t>
+        <w:t>Solution: ✅ Correct Answer: A. Distraction and miscommunication | 🧠 Clinical Rationale: Minimizing interruptions reduces errors. | ❌ Why Not Others? | B — New drugs: not the appropriate nursing action here | C — Old drugs: not the appropriate nursing action here | D — Patients: Supported employment improves recovery in severe mental illness. | ⚠️ Exam Trap: Read the exact question — the correct fact and its look-alike options are easy to interchange. | 💎 PNC Pearl: Distraction and miscommunication → Minimizing interruptions reduces errors</w:t>
       </w:r>
     </w:p>
     <w:p>
@@ -1879,7 +1879,7 @@
     </w:p>
     <w:p>
       <w:r>
-        <w:t>Solution: Early doses carry the highest allergy risk.</w:t>
+        <w:t>Solution: ✅ Correct Answer: A. Allergic reactions, especially after the first doses | 🧠 Clinical Rationale: Early doses carry the highest allergy risk. | ❌ Why Not Others? | B — Only sleep: not the appropriate nursing action here | C — Only appetite: not the appropriate nursing action here | D — Nothing: Never induce vomiting after hydrocarbon ingestion — aspiration pneumonia risk; obtain urgent care. | ⚠️ Exam Trap: Read the exact question — the correct fact and its look-alike options are easy to interchange. | 💎 PNC Pearl: Allergic reactions, especially after the first doses → Early doses carry the highest allergy risk</w:t>
       </w:r>
     </w:p>
     <w:p>
@@ -1924,7 +1924,7 @@
     </w:p>
     <w:p>
       <w:r>
-        <w:t>Solution: Rapid-acting bronchodilators are first-line; systemic steroids follow.</w:t>
+        <w:t>Solution: ✅ Correct Answer: A. Inhaled short-acting beta-2 agonist (salbutamol) | 🧠 Clinical Rationale: Rapid-acting bronchodilators are first-line; systemic steroids follow. | ❌ Why Not Others? | B — Oral steroids: not the first | C — Antibiotics: Compliance matters; missed pills and enzyme-inducing drugs reduce OC efficacy. Condoms prevent STIs. — not the first | D — Antihistamines: Trigger avoidance and antihistamines control hives. — not the first | ⚠️ Exam Trap: Read the exact question — the correct fact and its look-alike options are easy to interchange. | 💎 PNC Pearl: Inhaled short-acting beta-2 agonist (salbutamol) = the first</w:t>
       </w:r>
     </w:p>
     <w:p>
@@ -1969,7 +1969,7 @@
     </w:p>
     <w:p>
       <w:r>
-        <w:t>Solution: Post-streptococcal glomerulonephritis causes haematuria, proteinuria, oedema, and hypertension.</w:t>
+        <w:t>Solution: ✅ Correct Answer: A. Smoky or cola-coloured urine (haematuria) | 🧠 Clinical Rationale: Post-streptococcal glomerulonephritis causes haematuria, proteinuria, oedema, and hypertension. | ❌ Why Not Others? | B — Clear dilute urine: not the appropriate nursing action here | C — Purulent urine: not the appropriate nursing action here | D — Milky urine: not the appropriate nursing action here | ⚠️ Exam Trap: Read the exact question — the correct fact and its look-alike options are easy to interchange. | 💎 PNC Pearl: Smoky or cola-coloured urine (haematuria) → Post-streptococcal glomerulonephritis causes haematuria, proteinuria, oedema, and hypertension</w:t>
       </w:r>
     </w:p>
     <w:p>
@@ -2014,7 +2014,7 @@
     </w:p>
     <w:p>
       <w:r>
-        <w:t>Solution: Mobile services and tribal health workers improve access.</w:t>
+        <w:t>Solution: ✅ Correct Answer: A. Geographic isolation and cultural barriers | 🧠 Clinical Rationale: Mobile services and tribal health workers improve access. | ❌ Why Not Others? | B — Genetics: Diet and heredity drive LDL; statins and lifestyle lower it. | C — Climate: NMSA promotes sustainable agriculture. | D — Diet: INH depletes B6; supplement to prevent neuropathy. | ⚠️ Exam Trap: Read the exact question — the correct fact and its look-alike options are easy to interchange. | 💎 PNC Pearl: Geographic isolation and cultural barriers → Mobile services and tribal health workers improve access</w:t>
       </w:r>
     </w:p>
     <w:p>
@@ -2059,7 +2059,7 @@
     </w:p>
     <w:p>
       <w:r>
-        <w:t>Solution: Peptic ulcers are the leading cause of upper GI bleeding.</w:t>
+        <w:t>Solution: ✅ Correct Answer: A. Peptic ulcer disease | 🧠 Clinical Rationale: Peptic ulcers are the leading cause of upper GI bleeding. | ❌ Why Not Others? | B — Oesophageal varices: Complications of cirrhosis are serious. | C — Gastric cancer: not the appropriate nursing action here | D — Mallory-Weiss tear: not the appropriate nursing action here | ⚠️ Exam Trap: Read the exact question — the correct fact and its look-alike options are easy to interchange. | 💎 PNC Pearl: Peptic ulcer disease → Peptic ulcers are the leading cause of upper GI bleeding</w:t>
       </w:r>
     </w:p>
     <w:p>
@@ -2104,7 +2104,7 @@
     </w:p>
     <w:p>
       <w:r>
-        <w:t>Solution: Screen for abuse in vulnerable older patients.</w:t>
+        <w:t>Solution: ✅ Correct Answer: A. Lack of screening and awareness | 🧠 Clinical Rationale: Screen for abuse in vulnerable older patients. | ❌ Why Not Others? | B — Good care: not the appropriate nursing action here | C — Training: Train staff and audit segregation regularly. | D — Diet: INH depletes B6; supplement to prevent neuropathy. | ⚠️ Exam Trap: Read the exact question — the correct fact and its look-alike options are easy to interchange. | 💎 PNC Pearl: Lack of screening and awareness → Screen for abuse in vulnerable older patients</w:t>
       </w:r>
     </w:p>
     <w:p>
@@ -2149,7 +2149,7 @@
     </w:p>
     <w:p>
       <w:r>
-        <w:t>Solution: Hydration and balanced diet prevent stones.</w:t>
+        <w:t>Solution: ✅ Correct Answer: A. Low fluid intake and high oxalate/salt | 🧠 Clinical Rationale: Hydration and balanced diet prevent stones. | ❌ Why Not Others? | B — Excess water: not the appropriate nursing action here | C — Fruits: The plate method simplifies portion control. | D — Diet only: not the appropriate nursing action here | ⚠️ Exam Trap: Read the exact question — the correct fact and its look-alike options are easy to interchange. | 💎 PNC Pearl: Low fluid intake and high oxalate/salt → Hydration and balanced diet prevent stones</w:t>
       </w:r>
     </w:p>
     <w:p>
@@ -2194,7 +2194,7 @@
     </w:p>
     <w:p>
       <w:r>
-        <w:t>Solution: Screen urine at ANC visits and treat bacteriuria to prevent pyelonephritis.</w:t>
+        <w:t>Solution: ✅ Correct Answer: A. Ascending infection from bacteriuria | 🧠 Clinical Rationale: Screen urine at ANC visits and treat bacteriuria to prevent pyelonephritis. | ❌ Why Not Others? | B — Renal stones always: not the appropriate nursing action here | C — Diet: INH depletes B6; supplement to prevent neuropathy. | D — Exercise: Calcium, vitamin D, and fall prevention maintain bone health. | ⚠️ Exam Trap: Read the exact question — the correct fact and its look-alike options are easy to interchange. | 💎 PNC Pearl: Ascending infection from bacteriuria → Screen urine at ANC visits and treat bacteriuria to prevent pyelonephritis</w:t>
       </w:r>
     </w:p>
     <w:p>
@@ -2239,7 +2239,7 @@
     </w:p>
     <w:p>
       <w:r>
-        <w:t>Solution: Invasive ductal carcinoma accounts for about 80% of breast cancers.</w:t>
+        <w:t>Solution: ✅ Correct Answer: A. Invasive ductal carcinoma | 🧠 Clinical Rationale: Invasive ductal carcinoma accounts for about 80% of breast cancers. | ❌ Why Not Others? | B — Lobular carcinoma: not the appropriate nursing action here | C — Medullary carcinoma: not the appropriate nursing action here | D — Paget disease: not the appropriate nursing action here | ⚠️ Exam Trap: Read the exact question — the correct fact and its look-alike options are easy to interchange. | 💎 PNC Pearl: Invasive ductal carcinoma → accounts for about 80% of breast cancers</w:t>
       </w:r>
     </w:p>
     <w:p>
@@ -2284,7 +2284,7 @@
     </w:p>
     <w:p>
       <w:r>
-        <w:t>Solution: Records are the legal record of care.</w:t>
+        <w:t>Solution: ✅ Correct Answer: A. Complete, timely, accurate documentation | 🧠 Clinical Rationale: Records are the legal record of care. | ❌ Why Not Others? | B — Verbal agreements: not the appropriate nursing action here | C — Memory: Involves encoding, storage, and retrieval. | D — Friendships: not the appropriate nursing action here | ⚠️ Exam Trap: Read the exact question — the correct fact and its look-alike options are easy to interchange. | 💎 PNC Pearl: Complete, timely, accurate documentation → Records are the legal record of care</w:t>
       </w:r>
     </w:p>
     <w:p>
@@ -2329,7 +2329,7 @@
     </w:p>
     <w:p>
       <w:r>
-        <w:t>Solution: Cereal-based diets low in quality protein cause deficiency.</w:t>
+        <w:t>Solution: ✅ Correct Answer: A. Inadequate dietary intake of quality protein | 🧠 Clinical Rationale: Cereal-based diets low in quality protein cause deficiency. | ❌ Why Not Others? | B — Excess carbohydrate: not the appropriate nursing action here | C — Genetics: Diet and heredity drive LDL; statins and lifestyle lower it. | D — Climate: NMSA promotes sustainable agriculture. | ⚠️ Exam Trap: Read the exact question — the correct fact and its look-alike options are easy to interchange. | 💎 PNC Pearl: Inadequate dietary intake of quality protein → Cereal-based diets low in quality protein cause deficiency</w:t>
       </w:r>
     </w:p>
     <w:p>
@@ -2374,7 +2374,7 @@
     </w:p>
     <w:p>
       <w:r>
-        <w:t>Solution: Caesarean raises risks of haemorrhage, infection, and thromboembolism; counsel accordingly.</w:t>
+        <w:t>Solution: ✅ Correct Answer: A. Postpartum haemorrhage and wound infection | 🧠 Clinical Rationale: Caesarean raises risks of haemorrhage, infection, and thromboembolism; counsel accordingly. | ❌ Why Not Others? | B — Fracture: Osteoporotic fragility most commonly causes hip, wrist, and vertebral fractures. | C — Obesity: Is BMI ≥30; overweight is 25-29.9. | D — Deafness: The deafness programme was integrated under the blindness control programme (NPPB). | ⚠️ Exam Trap: Read the exact question — the correct fact and its look-alike options are easy to interchange. | 💎 PNC Pearl: Postpartum haemorrhage and wound infection → Caesarean raises risks of haemorrhage, infection, and thromboembolism; counsel accordingly</w:t>
       </w:r>
     </w:p>
     <w:p>
@@ -2419,7 +2419,7 @@
     </w:p>
     <w:p>
       <w:r>
-        <w:t>Solution: Plasma is about 90-92% water.</w:t>
+        <w:t>Solution: ✅ Correct Answer: A. Water (about 90%) | 🧠 Clinical Rationale: Plasma is about 90-92% water. | ❌ Why Not Others? | B — Proteins: The fluid mosaic model describes the phospholipid bilayer. | C — Cells: B cells differentiate into plasma cells that secrete antibodies (immunoglobulins). | D — Salts: not the appropriate nursing action here | ⚠️ Exam Trap: Read the exact question — the correct fact and its look-alike options are easy to interchange. | 💎 PNC Pearl: Water (about 90%) → Plasma is about 90-92% water</w:t>
       </w:r>
     </w:p>
     <w:p>
@@ -2464,7 +2464,7 @@
     </w:p>
     <w:p>
       <w:r>
-        <w:t>Solution: Phages lyse bacteria and are used in phage therapy.</w:t>
+        <w:t>Solution: ✅ Correct Answer: A. Viruses that infect bacteria | 🧠 Clinical Rationale: Phages lyse bacteria and are used in phage therapy. | ❌ Why Not Others? | B — Antibiotics: Compliance matters; missed pills and enzyme-inducing drugs reduce OC efficacy. Condoms prevent STIs. | C — Bacterial toxins: not the appropriate nursing action here | D — White blood cells: not the appropriate nursing action here | ⚠️ Exam Trap: Read the exact question — the correct fact and its look-alike options are easy to interchange. | 💎 PNC Pearl: Viruses that infect bacteria → Phages lyse bacteria and are used in phage therapy</w:t>
       </w:r>
     </w:p>
     <w:p>
@@ -2509,7 +2509,7 @@
     </w:p>
     <w:p>
       <w:r>
-        <w:t>Solution: Waxy flexibility (posturing) is a catatonic sign.</w:t>
+        <w:t>Solution: ✅ Correct Answer: A. Catatonia in schizophrenia or mood disorder | 🧠 Clinical Rationale: Waxy flexibility (posturing) is a catatonic sign. | ❌ Why Not Others? | B — Parkinsonism always: not the appropriate nursing action here | C — Diet: INH depletes B6; supplement to prevent neuropathy. | D — Exercise: Calcium, vitamin D, and fall prevention maintain bone health. | ⚠️ Exam Trap: Read the exact question — the correct fact and its look-alike options are easy to interchange. | 💎 PNC Pearl: Catatonia in schizophrenia or mood disorder → Waxy flexibility (posturing) is a catatonic sign</w:t>
       </w:r>
     </w:p>
     <w:p>
@@ -2554,7 +2554,7 @@
     </w:p>
     <w:p>
       <w:r>
-        <w:t>Solution: H. ducreyi causes painful genital ulcers.</w:t>
+        <w:t>Solution: ✅ Correct Answer: A. Haemophilus ducreyi | 🧠 Clinical Rationale: H. ducreyi causes painful genital ulcers. | ❌ Why Not Others? | B — Treponema: T. pallidum causes primary chancre; penicillin cures it. | C — Chlamydia: Birth-canal gonococcal/chlamydial infection causes neonatal conjunctivitis. | D — HSV: not the appropriate nursing action here | ⚠️ Exam Trap: Read the exact question — the correct fact and its look-alike options are easy to interchange. | 💎 PNC Pearl: Haemophilus ducreyi → H. ducreyi causes painful genital ulcers</w:t>
       </w:r>
     </w:p>
     <w:p>
@@ -2599,7 +2599,7 @@
     </w:p>
     <w:p>
       <w:r>
-        <w:t>Solution: Iodine builds thyroxine; deficiency causes goitre and cretinism.</w:t>
+        <w:t>Solution: ✅ Correct Answer: A. Thyroid hormone synthesis | 🧠 Clinical Rationale: Iodine builds thyroxine; deficiency causes goitre and cretinism. | ❌ Why Not Others? | B — Haemoglobin: Hb is the primary anaemia screen; ferritin confirms iron status. | C — Bone density: DMPA causes irregular bleeding, weight gain, and possible bone density loss; counsel accordingly. | D — Vision: Acute closed-angle glaucoma is an emergency (fixed mid-dilated pupil, nausea); treat to prevent blindness. | ⚠️ Exam Trap: Read the exact question — the correct fact and its look-alike options are easy to interchange. | 💎 PNC Pearl: Thyroid hormone synthesis → Iodine builds thyroxine; deficiency causes goitre and cretinism</w:t>
       </w:r>
     </w:p>
     <w:p>
@@ -2644,7 +2644,7 @@
     </w:p>
     <w:p>
       <w:r>
-        <w:t>Solution: PICOT frames clinical questions.</w:t>
+        <w:t>Solution: ✅ Correct Answer: A. Population, Intervention, Comparison, Outcome, Time | 🧠 Clinical Rationale: PICOT frames clinical questions. | ❌ Why Not Others? | B — Patient, Investigation, Care, Outcome, Treatment: not the appropriate nursing action here | C — Population, Intervention, Control, Observation, Test: not the appropriate nursing action here | D — Problem, Intervention, Comparison, Observation, Time: not the appropriate nursing action here | ⚠️ Exam Trap: Don’t confuse "Population, Intervention, Comparison, Outcome, Time" with "Problem, Intervention, Comparison, Observation, Time" — they look alike and are easy to interchange. | 💎 PNC Pearl: Population, Intervention, Comparison, Outcome, Time → PICOT frames clinical questions</w:t>
       </w:r>
     </w:p>
     <w:p>
@@ -2689,7 +2689,7 @@
     </w:p>
     <w:p>
       <w:r>
-        <w:t>Solution: Injections risk haematoma formation.</w:t>
+        <w:t>Solution: ✅ Correct Answer: A. Bleeding risk | 🧠 Clinical Rationale: Injections risk haematoma formation. | ❌ Why Not Others? | B — Pain: Biliary colic: RUQ/epigastric pain radiating to the right shoulder after fatty food. | C — Infection: Loss of immunoglobulins predisposes to peritonitis and cellulitis; also watch thrombosis. | D — Allergy: Screening prevents anaphylaxis; also send cultures before starting therapy. | ⚠️ Exam Trap: Read the exact question — the correct fact and its look-alike options are easy to interchange. | 💎 PNC Pearl: Bleeding risk → Injections risk haematoma formation</w:t>
       </w:r>
     </w:p>
     <w:p>
@@ -2734,7 +2734,7 @@
     </w:p>
     <w:p>
       <w:r>
-        <w:t>Solution: Anonymity lowers barriers to seeking help.</w:t>
+        <w:t>Solution: ✅ Correct Answer: A. Anonymous support encouraging help-seeking | 🧠 Clinical Rationale: Anonymity lowers barriers to seeking help. | ❌ Why Not Others? | B — Risk of abuse: not the appropriate nursing action here | C — Diet: INH depletes B6; supplement to prevent neuropathy. | D — Exercise: Calcium, vitamin D, and fall prevention maintain bone health. | ⚠️ Exam Trap: Read the exact question — the correct fact and its look-alike options are easy to interchange. | 💎 PNC Pearl: Anonymous support encouraging help-seeking → Anonymity lowers barriers to seeking help</w:t>
       </w:r>
     </w:p>
     <w:p>
@@ -2779,7 +2779,7 @@
     </w:p>
     <w:p>
       <w:r>
-        <w:t>Solution: PZA causes gout-like arthralgia and hepatotoxicity.</w:t>
+        <w:t>Solution: ✅ Correct Answer: A. Hyperuricaemia and hepatitis | 🧠 Clinical Rationale: PZA causes gout-like arthralgia and hepatotoxicity. | ❌ Why Not Others? | B — Deafness: The deafness programme was integrated under the blindness control programme (NPPB). | C — Optic neuritis: Monitor vision on ethambutol. | D — Nephritis: not the appropriate nursing action here | ⚠️ Exam Trap: Read the exact question — the correct fact and its look-alike options are easy to interchange. | 💎 PNC Pearl: Hyperuricaemia and hepatitis → PZA causes gout-like arthralgia and hepatotoxicity</w:t>
       </w:r>
     </w:p>
     <w:p>
@@ -2824,7 +2824,7 @@
     </w:p>
     <w:p>
       <w:r>
-        <w:t>Solution: Neonatal conditions account for about two-thirds of infant deaths.</w:t>
+        <w:t>Solution: ✅ Correct Answer: A. Neonatal causes (prematurity, asphyxia, sepsis) | 🧠 Clinical Rationale: Neonatal conditions account for about two-thirds of infant deaths. | ❌ Why Not Others? | B — Drowning: Supervise eating and water; teach first aid. | C — Cancer: Screen and treat comorbid depression in chronic disease. | D — Trauma: Birth trauma, episiotomy pain, and epidurals impair bladder sensation; monitor voiding closely. | ⚠️ Exam Trap: Read the exact question — the correct fact and its look-alike options are easy to interchange. | 💎 PNC Pearl: Neonatal causes (prematurity, asphyxia, sepsis) → Neonatal conditions account for about two-thirds of infant deaths</w:t>
       </w:r>
     </w:p>
     <w:p>
@@ -2869,7 +2869,7 @@
     </w:p>
     <w:p>
       <w:r>
-        <w:t>Solution: Normal WBC count is 4,000-11,000/µl.</w:t>
+        <w:t>Solution: ✅ Correct Answer: A. 4,000-11,000 per cubic mm | 🧠 Clinical Rationale: Normal WBC count is 4,000-11,000/µl. | ❌ Why Not Others? | B — 100-200 per cubic mm: not the appropriate nursing action here | C — 1-2 per cubic mm: not the appropriate nursing action here | D — 500,000 per cubic mm: not the appropriate nursing action here | ⚠️ Exam Trap: Don’t confuse "4,000-11,000 per cubic mm" with "1-2 per cubic mm" — they look alike and are easy to interchange. | 💎 PNC Pearl: 4,000-11,000 per cubic mm → Normal WBC count is 4,000-11,000/µl</w:t>
       </w:r>
     </w:p>
     <w:p>
@@ -2914,7 +2914,7 @@
     </w:p>
     <w:p>
       <w:r>
-        <w:t>Solution: The appendix contains lymphoid tissue.</w:t>
+        <w:t>Solution: ✅ Correct Answer: A. Small lymphoid sac at the start of the large intestine | 🧠 Clinical Rationale: The appendix contains lymphoid tissue. | ❌ Why Not Others? | B — Kidney structure: not the appropriate nursing action here | C — Lung lobe: not the appropriate nursing action here | D — Bone: Bone = Osteoblast | ⚠️ Exam Trap: Read the exact question — the correct fact and its look-alike options are easy to interchange. | 💎 PNC Pearl: Small lymphoid sac at the start of the large intestine → The appendix contains lymphoid tissue</w:t>
       </w:r>
     </w:p>
     <w:p>
@@ -2959,7 +2959,7 @@
     </w:p>
     <w:p>
       <w:r>
-        <w:t>Solution: Stable housing reduces relapse and crisis use.</w:t>
+        <w:t>Solution: ✅ Correct Answer: A. Supported housing with wrap-around care | 🧠 Clinical Rationale: Stable housing reduces relapse and crisis use. | ❌ Why Not Others? | B — Homelessness alone: not the appropriate nursing action here | C — Diet: INH depletes B6; supplement to prevent neuropathy. | D — Exercise: Calcium, vitamin D, and fall prevention maintain bone health. | ⚠️ Exam Trap: Read the exact question — the correct fact and its look-alike options are easy to interchange. | 💎 PNC Pearl: Supported housing with wrap-around care → Stable housing reduces relapse and crisis use</w:t>
       </w:r>
     </w:p>
     <w:p>
@@ -3004,7 +3004,7 @@
     </w:p>
     <w:p>
       <w:r>
-        <w:t>Solution: More false positives occur when specificity is low or prevalence is low.</w:t>
+        <w:t>Solution: ✅ Correct Answer: A. Low specificity of the test | 🧠 Clinical Rationale: More false positives occur when specificity is low or prevalence is low. | ❌ Why Not Others? | B — High sensitivity: not the appropriate nursing action here | C — High prevalence: Offer cessation support; adjust antipsychotic doses when quitting. | D — Random error: not the appropriate nursing action here | ⚠️ Exam Trap: Read the exact question — the correct fact and its look-alike options are easy to interchange. | 💎 PNC Pearl: Low specificity of the test → More false positives occur when specificity is low or prevalence is low</w:t>
       </w:r>
     </w:p>
     <w:p>
@@ -3049,7 +3049,7 @@
     </w:p>
     <w:p>
       <w:r>
-        <w:t>Solution: Bradycardia may indicate toxicity.</w:t>
+        <w:t>Solution: ✅ Correct Answer: A. Below 60 beats per minute | 🧠 Clinical Rationale: Bradycardia may indicate toxicity. | ❌ Why Not Others? | B — Above 100: not the appropriate nursing action here | C — Irregular always: not the appropriate nursing action here | D — Normal: Grief differs from complicated grief; support and allow expression. | ⚠️ Exam Trap: Read the exact question — the correct fact and its look-alike options are easy to interchange. | 💎 PNC Pearl: Below 60 beats per minute → Bradycardia may indicate toxicity</w:t>
       </w:r>
     </w:p>
     <w:p>
@@ -3094,7 +3094,7 @@
     </w:p>
     <w:p>
       <w:r>
-        <w:t>Solution: Hydration and spacing from antacids prevent crystalluria and binding.</w:t>
+        <w:t>Solution: ✅ Correct Answer: A. Drink fluids and avoid antacids within 2 hours | 🧠 Clinical Rationale: Hydration and spacing from antacids prevent crystalluria and binding. | ❌ Why Not Others? | B — Take with milk: not the appropriate nursing action here | C — Double the dose: not the appropriate nursing action here | D — Avoid all foods: not the appropriate nursing action here | ⚠️ Exam Trap: Read the exact question — the correct fact and its look-alike options are easy to interchange. | 💎 PNC Pearl: Drink fluids and avoid antacids within 2 hours → Hydration and spacing from antacids prevent crystalluria and binding</w:t>
       </w:r>
     </w:p>
     <w:p>
@@ -3139,7 +3139,7 @@
     </w:p>
     <w:p>
       <w:r>
-        <w:t>Solution: Capillaries collectively have the largest area, slowing flow.</w:t>
+        <w:t>Solution: ✅ Correct Answer: A. Capillary | 🧠 Clinical Rationale: Capillaries collectively have the largest area, slowing flow. | ❌ Why Not Others? | B — Aorta: The aorta distributes oxygenated blood systemically. | C — Artery: Embolic occlusion (often atrial fibrillation) causes acute bowel ischaemia. | D — Vein: Detect swelling and coolness early; restart at another site. | ⚠️ Exam Trap: Read the exact question — the correct fact and its look-alike options are easy to interchange. | 💎 PNC Pearl: Capillary → Capillaries collectively have the largest area, slowing flow</w:t>
       </w:r>
     </w:p>
     <w:p>
@@ -3184,7 +3184,7 @@
     </w:p>
     <w:p>
       <w:r>
-        <w:t>Solution: Beck's CBT challenges distorted thinking; Ellis developed REBT.</w:t>
+        <w:t>Solution: ✅ Correct Answer: A. Aaron Beck (and Albert Ellis) | 🧠 Clinical Rationale: Beck's CBT challenges distorted thinking; Ellis developed REBT. | ❌ Why Not Others? | B — Freud: Developed psychoanalysis with the unconscious mind at its core. | C — Skinner: Watson founded behaviourism; Skinner refined operant conditioning. | D — Pavlov: Dog experiments demonstrated stimulus-response learning. | ⚠️ Exam Trap: Read the exact question — the correct fact and its look-alike options are easy to interchange. | 💎 PNC Pearl: Aaron Beck (and Albert Ellis) → Beck's CBT challenges distorted thinking; Ellis developed REBT</w:t>
       </w:r>
     </w:p>
     <w:p>
@@ -3229,7 +3229,7 @@
     </w:p>
     <w:p>
       <w:r>
-        <w:t>Solution: Rh-positive people carry the D antigen.</w:t>
+        <w:t>Solution: ✅ Correct Answer: A. D antigen on red blood cells | 🧠 Clinical Rationale: Rh-positive people carry the D antigen. | ❌ Why Not Others? | B — White cell marker: not the appropriate nursing action here | C — Plasma enzyme: not the appropriate nursing action here | D — Clotting factor: Warfarin blocks vitamin K epoxide reductase, reducing factors II, VII, IX, X. | ⚠️ Exam Trap: Read the exact question — the correct fact and its look-alike options are easy to interchange. | 💎 PNC Pearl: D antigen on red blood cells → Rh-positive people carry the D antigen</w:t>
       </w:r>
     </w:p>
     <w:p>
@@ -3274,7 +3274,7 @@
     </w:p>
     <w:p>
       <w:r>
-        <w:t>Solution: Sharps containers prevent needlestick injuries.</w:t>
+        <w:t>Solution: ✅ Correct Answer: A. Puncture-resistant containers | 🧠 Clinical Rationale: Sharps containers prevent needlestick injuries. | ❌ Why Not Others? | B — Paper bins: not the appropriate nursing action here | C — The toilet: not the appropriate nursing action here | D — The sink: not the appropriate nursing action here | ⚠️ Exam Trap: Read the exact question — the correct fact and its look-alike options are easy to interchange. | 💎 PNC Pearl: Puncture-resistant containers → Sharps containers prevent needlestick injuries</w:t>
       </w:r>
     </w:p>
     <w:p>
@@ -3319,7 +3319,7 @@
     </w:p>
     <w:p>
       <w:r>
-        <w:t>Solution: A bulging fontanelle indicates raised ICP (meningitis, hydrocephalus); a sunken one indicates dehydration.</w:t>
+        <w:t>Solution: ✅ Correct Answer: A. Raised intracranial pressure | 🧠 Clinical Rationale: A bulging fontanelle indicates raised ICP (meningitis, hydrocephalus); a sunken one indicates dehydration. | ❌ Why Not Others? | B — Dehydration: Depressed fontanelle with poor skin turgor indicates dehydration. | C — Normal findings: not the appropriate nursing action here | D — Malnutrition: Growth monitoring identifies underweight, stunting, and wasting early. | ⚠️ Exam Trap: Read the exact question — the correct fact and its look-alike options are easy to interchange. | 💎 PNC Pearl: Raised intracranial pressure → A bulging fontanelle indicates raised ICP (meningitis, hydrocephalus); a sunken one indicates dehydration</w:t>
       </w:r>
     </w:p>
     <w:p>
@@ -3364,7 +3364,7 @@
     </w:p>
     <w:p>
       <w:r>
-        <w:t>Solution: Abrupt steroid withdrawal causes adrenal insufficiency.</w:t>
+        <w:t>Solution: ✅ Correct Answer: A. Prevent adrenal crisis | 🧠 Clinical Rationale: Abrupt steroid withdrawal causes adrenal insufficiency. | ❌ Why Not Others? | B — Save money: not the appropriate nursing action here | C — Reduce taste: not the appropriate nursing action here | D — Improve sleep: not the appropriate nursing action here | ⚠️ Exam Trap: Read the exact question — the correct fact and its look-alike options are easy to interchange. | 💎 PNC Pearl: Prevent adrenal crisis → Abrupt steroid withdrawal causes adrenal insufficiency</w:t>
       </w:r>
     </w:p>
     <w:p>
@@ -3409,7 +3409,7 @@
     </w:p>
     <w:p>
       <w:r>
-        <w:t>Solution: Sedation impairs driving and machinery use.</w:t>
+        <w:t>Solution: ✅ Correct Answer: A. Avoid driving | 🧠 Clinical Rationale: Sedation impairs driving and machinery use. | ❌ Why Not Others? | B — Drive normally: not the appropriate nursing action here | C — Drink alcohol freely: not the appropriate nursing action here | D — Work at heights: not the appropriate nursing action here | ⚠️ Exam Trap: Read the exact question — the correct fact and its look-alike options are easy to interchange. | 💎 PNC Pearl: Avoid driving → Sedation impairs driving and machinery use</w:t>
       </w:r>
     </w:p>
     <w:p>
@@ -3454,7 +3454,7 @@
     </w:p>
     <w:p>
       <w:r>
-        <w:t>Solution: BMI is the standard adult nutritional indicator.</w:t>
+        <w:t>Solution: ✅ Correct Answer: A. Body mass index | 🧠 Clinical Rationale: BMI is the standard adult nutritional indicator. | ❌ Why Not Others? | B — Mid-arm circumference only: not the appropriate nursing action here | C — Head circumference: not the appropriate nursing action here | D — Skin fold only: not the appropriate nursing action here | ⚠️ Exam Trap: Read the exact question — the correct fact and its look-alike options are easy to interchange. | 💎 PNC Pearl: Body mass index → BMI is the standard adult nutritional indicator</w:t>
       </w:r>
     </w:p>
     <w:p>
@@ -3499,7 +3499,7 @@
     </w:p>
     <w:p>
       <w:r>
-        <w:t>Solution: A full minute is accurate for irregular rhythms.</w:t>
+        <w:t>Solution: ✅ Correct Answer: A. A full minute | 🧠 Clinical Rationale: A full minute is accurate for irregular rhythms. | ❌ Why Not Others? | B — 15 seconds then multiply: not the appropriate nursing action here | C — 30 seconds: Compressions begin if HR &lt;60 after adequate positive-pressure ventilation. — an incorrect number | D — 10 seconds: Minimising interruptions improves survival. — an incorrect number | ⚠️ Exam Trap: Read the exact question — the correct fact and its look-alike options are easy to interchange. | 💎 PNC Pearl: A full minute → accurate for irregular rhythms</w:t>
       </w:r>
     </w:p>
     <w:p>
@@ -3544,7 +3544,7 @@
     </w:p>
     <w:p>
       <w:r>
-        <w:t>Solution: Pellagra is the 3-D disease from niacin deficiency.</w:t>
+        <w:t>Solution: ✅ Correct Answer: A. Pellagra (dermatitis, diarrhoea, dementia) | 🧠 Clinical Rationale: Pellagra is the 3-D disease from niacin deficiency. | ❌ Why Not Others? | B — Scurvy: Bleeding gums, poor wound healing, and petechiae from defective collagen. | C — Rickets: Causes bowed legs and poor mineralization. | D — Goitre: Iodine deficiency causes goitre, hypothyroidism, and cretinism in children; iodized salt prevents it. | ⚠️ Exam Trap: Read the exact question — the correct fact and its look-alike options are easy to interchange. | 💎 PNC Pearl: Pellagra (dermatitis, diarrhoea, dementia) → Pellagra is the 3-D disease from niacin deficiency</w:t>
       </w:r>
     </w:p>
     <w:p>
@@ -3589,7 +3589,7 @@
     </w:p>
     <w:p>
       <w:r>
-        <w:t>Solution: Straining catches stones for chemical analysis.</w:t>
+        <w:t>Solution: ✅ Correct Answer: A. Catch the stone for analysis | 🧠 Clinical Rationale: Straining catches stones for chemical analysis. | ❌ Why Not Others? | B — Measure the volume: not the appropriate nursing action here | C — Prevent infection: not the appropriate nursing action here | D — Cool the urine: not the appropriate nursing action here | ⚠️ Exam Trap: Read the exact question — the correct fact and its look-alike options are easy to interchange. | 💎 PNC Pearl: Catch the stone for analysis → Straining catches stones for chemical analysis</w:t>
       </w:r>
     </w:p>
     <w:p>
@@ -3634,7 +3634,7 @@
     </w:p>
     <w:p>
       <w:r>
-        <w:t>Solution: Skin care and treatment adherence matter.</w:t>
+        <w:t>Solution: ✅ Correct Answer: A. Skin lesions and treatment response | 🧠 Clinical Rationale: Skin care and treatment adherence matter. | ❌ Why Not Others? | B — Only appetite: not the appropriate nursing action here | C — Only sleep: not the appropriate nursing action here | D — Nothing: Never induce vomiting after hydrocarbon ingestion — aspiration pneumonia risk; obtain urgent care. | ⚠️ Exam Trap: Read the exact question — the correct fact and its look-alike options are easy to interchange. | 💎 PNC Pearl: Skin lesions and treatment response → Skin care and treatment adherence matter</w:t>
       </w:r>
     </w:p>
     <w:p>
@@ -3679,7 +3679,7 @@
     </w:p>
     <w:p>
       <w:r>
-        <w:t>Solution: Catheterization requires an order and sterile technique.</w:t>
+        <w:t>Solution: ✅ Correct Answer: A. With an order and aseptic technique | 🧠 Clinical Rationale: Catheterization requires an order and sterile technique. | ❌ Why Not Others? | B — Whenever convenient: not the appropriate nursing action here | C — Without gloves: not the appropriate nursing action here | D — For fun: not the appropriate nursing action here | ⚠️ Exam Trap: Read the exact question — the correct fact and its look-alike options are easy to interchange. | 💎 PNC Pearl: With an order and aseptic technique → Catheterization requires an order and sterile technique</w:t>
       </w:r>
     </w:p>
     <w:p>
@@ -3724,7 +3724,7 @@
     </w:p>
     <w:p>
       <w:r>
-        <w:t>Solution: Community health nursing blends nursing science with public health practice for population-level care.</w:t>
+        <w:t>Solution: ✅ Correct Answer: A. A synthesis of nursing and public health applied to promote and preserve the health of populations | 🧠 Clinical Rationale: Community health nursing blends nursing science with public health practice for population-level care. | ❌ Why Not Others? | B — Hospital nursing only: not the appropriate nursing action here | C — Curative care only: not the appropriate nursing action here | D — Private nursing: not the appropriate nursing action here | ⚠️ Exam Trap: Read the exact question — the correct fact and its look-alike options are easy to interchange. | 💎 PNC Pearl: A synthesis of nursing and public health applied to promote and preserve the health of populations → Community health nursing blends nursing science with public health practice for population-level care</w:t>
       </w:r>
     </w:p>
     <w:p>
@@ -3769,7 +3769,7 @@
     </w:p>
     <w:p>
       <w:r>
-        <w:t>Solution: Only normal saline is compatible with blood; dextrose and lactated Ringer's can cause haemolysis or clotting.</w:t>
+        <w:t>Solution: ✅ Correct Answer: A. Normal saline only | 🧠 Clinical Rationale: Only normal saline is compatible with blood; dextrose and lactated Ringer's can cause haemolysis or clotting. | ❌ Why Not Others? | B — 5% dextrose: not the appropriate nursing action here | C — Lactated Ringer's solution: not the appropriate nursing action here | D — Any IV fluid: not the appropriate nursing action here | ⚠️ Exam Trap: Read the exact question — the correct fact and its look-alike options are easy to interchange. | 💎 PNC Pearl: Normal saline only → Only normal saline is compatible with blood; dextrose and lactated Ringer's can cause haemolysis or clotting</w:t>
       </w:r>
     </w:p>
     <w:p>
@@ -3814,7 +3814,7 @@
     </w:p>
     <w:p>
       <w:r>
-        <w:t>Solution: Neutrophils arrive first to phagocytose bacteria.</w:t>
+        <w:t>Solution: ✅ Correct Answer: A. Neutrophil | 🧠 Clinical Rationale: Neutrophils arrive first to phagocytose bacteria. | ❌ Why Not Others? | B — Red cell: Immature UDP-glucuronyl transferase plus polycythaemia causes unconjugated hyperbilirubinaemia after day 1. — not the first | C — Platelet: Heparin causes bleeding and heparin-induced thrombocytopenia. — not the first | D — Basophil: Mast cells in tissues release histamine. — not the first | ⚠️ Exam Trap: Read the exact question — the correct fact and its look-alike options are easy to interchange. | 💎 PNC Pearl: Neutrophil = the first</w:t>
       </w:r>
     </w:p>
     <w:p>
@@ -3859,7 +3859,7 @@
     </w:p>
     <w:p>
       <w:r>
-        <w:t>Solution: The posterior fontanelle closes by 2-3 months of age.</w:t>
+        <w:t>Solution: ✅ Correct Answer: A. 2-3 months | 🧠 Clinical Rationale: The posterior fontanelle closes by 2-3 months of age. | ❌ Why Not Others? | B — 12 months: MR vaccine at 9–12 months with a second dose at 16–24 months. | C — 6 weeks always: not the appropriate nursing action here | D — 1 year: Weight triples by the first birthday (about 9-10 kg). | ⚠️ Exam Trap: Read the exact question — the correct fact and its look-alike options are easy to interchange. | 💎 PNC Pearl: 2-3 months → The posterior fontanelle closes by of age</w:t>
       </w:r>
     </w:p>
     <w:p>
@@ -3904,7 +3904,7 @@
     </w:p>
     <w:p>
       <w:r>
-        <w:t>Solution: Limit sugary snacks, brush twice daily, and use fluoride toothpaste.</w:t>
+        <w:t>Solution: ✅ Correct Answer: A. Frequent sugar exposure and poor oral hygiene | 🧠 Clinical Rationale: Limit sugary snacks, brush twice daily, and use fluoride toothpaste. | ❌ Why Not Others? | B — Genetics always: not the appropriate nursing action here | C — Diet always: not the appropriate nursing action here | D — Trauma: Birth trauma, episiotomy pain, and epidurals impair bladder sensation; monitor voiding closely. | ⚠️ Exam Trap: Read the exact question — the correct fact and its look-alike options are easy to interchange. | 💎 PNC Pearl: Frequent sugar exposure and poor oral hygiene → Limit sugary snacks, brush twice daily, and use fluoride toothpaste</w:t>
       </w:r>
     </w:p>
     <w:p>
@@ -3949,7 +3949,7 @@
     </w:p>
     <w:p>
       <w:r>
-        <w:t>Solution: Autonomy requires voluntary informed consent.</w:t>
+        <w:t>Solution: ✅ Correct Answer: A. Informed consent and protection of autonomy | 🧠 Clinical Rationale: Autonomy requires voluntary informed consent. | ❌ Why Not Others? | B — Maximizing benefits: Beneficence obliges researchers to do good and avoid harm. | C — Fair selection: not the appropriate nursing action here | D — Confidentiality only: not the appropriate nursing action here | ⚠️ Exam Trap: Read the exact question — the correct fact and its look-alike options are easy to interchange. | 💎 PNC Pearl: Informed consent and protection of autonomy → Autonomy requires voluntary informed consent</w:t>
       </w:r>
     </w:p>
     <w:p>
@@ -3994,7 +3994,7 @@
     </w:p>
     <w:p>
       <w:r>
-        <w:t>Solution: Lymphatics drain interstitial fluid and transport fats.</w:t>
+        <w:t>Solution: ✅ Correct Answer: A. Excess tissue fluid and fats | 🧠 Clinical Rationale: Lymphatics drain interstitial fluid and transport fats. | ❌ Why Not Others? | B — Oxygen: Erythropoietin stimulates red cell production. | C — Red cells: The spleen filters blood and stores platelets. | D — Bile: Post-op complications need monitoring. | ⚠️ Exam Trap: Read the exact question — the correct fact and its look-alike options are easy to interchange. | 💎 PNC Pearl: Excess tissue fluid and fats → Lymphatics drain interstitial fluid and transport fats</w:t>
       </w:r>
     </w:p>
     <w:p>
@@ -4039,7 +4039,7 @@
     </w:p>
     <w:p>
       <w:r>
-        <w:t>Solution: Breastfeeding maintains prolactin and milk production; non-lactational galactorrhoea needs evaluation.</w:t>
+        <w:t>Solution: ✅ Correct Answer: A. Prolactin stimulation from breastfeeding | 🧠 Clinical Rationale: Breastfeeding maintains prolactin and milk production; non-lactational galactorrhoea needs evaluation. | ❌ Why Not Others? | B — Tumour always: not the appropriate nursing action here | C — Infection always: not the appropriate nursing action here | D — Trauma: Birth trauma, episiotomy pain, and epidurals impair bladder sensation; monitor voiding closely. | ⚠️ Exam Trap: Read the exact question — the correct fact and its look-alike options are easy to interchange. | 💎 PNC Pearl: Prolactin stimulation from breastfeeding → Breastfeeding maintains prolactin and milk production; non-lactational galactorrhoea needs evaluation</w:t>
       </w:r>
     </w:p>
     <w:p>
@@ -4084,7 +4084,7 @@
     </w:p>
     <w:p>
       <w:r>
-        <w:t>Solution: JJM (2019) provides functional tap connections to rural homes.</w:t>
+        <w:t>Solution: ✅ Correct Answer: A. Tap water to every rural household | 🧠 Clinical Rationale: JJM (2019) provides functional tap connections to rural homes. | ❌ Why Not Others? | B — Irrigation only: not the appropriate nursing action here | C — Hydro power: not the appropriate nursing action here | D — Dams only: not the appropriate nursing action here | ⚠️ Exam Trap: Read the exact question — the correct fact and its look-alike options are easy to interchange. | 💎 PNC Pearl: Tap water to every rural household → JJM (2019) provides functional tap connections to rural homes</w:t>
       </w:r>
     </w:p>
     <w:p>
@@ -4129,7 +4129,7 @@
     </w:p>
     <w:p>
       <w:r>
-        <w:t>Solution: The checklist guides safe care during childbirth.</w:t>
+        <w:t>Solution: ✅ Correct Answer: A. Ensure essential practices at birth | 🧠 Clinical Rationale: The checklist guides safe care during childbirth. | ❌ Why Not Others? | B — Book admissions: not the appropriate nursing action here | C — Count beds: not the appropriate nursing action here | D — Fix fees: not the appropriate nursing action here | ⚠️ Exam Trap: Read the exact question — the correct fact and its look-alike options are easy to interchange. | 💎 PNC Pearl: Ensure essential practices at birth → The checklist guides safe care during childbirth</w:t>
       </w:r>
     </w:p>
     <w:p>
@@ -4174,7 +4174,7 @@
     </w:p>
     <w:p>
       <w:r>
-        <w:t>Solution: NBSUs at CHCs stabilise newborns before referral to SNCUs.</w:t>
+        <w:t>Solution: ✅ Correct Answer: A. CHCs (community health centres) | 🧠 Clinical Rationale: NBSUs at CHCs stabilise newborns before referral to SNCUs. | ❌ Why Not Others? | B — Sub-centres: ANMs run sub-centres: ANC, immunization, family planning, and deliveries. | C — Villages: SBM-G sought open defecation free villages and safe sanitation for all. | D — Pharmacies: not the appropriate nursing action here | ⚠️ Exam Trap: Read the exact question — the correct fact and its look-alike options are easy to interchange. | 💎 PNC Pearl: CHCs (community health centres) → NBSUs at CHCs stabilise newborns before referral to SNCUs</w:t>
       </w:r>
     </w:p>
     <w:p>
@@ -4219,7 +4219,7 @@
     </w:p>
     <w:p>
       <w:r>
-        <w:t>Solution: IFA supplementation prevents anaemia.</w:t>
+        <w:t>Solution: ✅ Correct Answer: A. Iron and Folic Acid | 🧠 Clinical Rationale: IFA supplementation prevents anaemia. | ❌ Why Not Others? | B — Infection and Fever Assessment: not the appropriate nursing action here | C — Iodine Fortified Additives: not the appropriate nursing action here | D — Iron Free Anemia: not the appropriate nursing action here | ⚠️ Exam Trap: Read the exact question — the correct fact and its look-alike options are easy to interchange. | 💎 PNC Pearl: Iron and Folic Acid → IFA supplementation prevents anaemia</w:t>
       </w:r>
     </w:p>
     <w:p>
@@ -4264,7 +4264,7 @@
     </w:p>
     <w:p>
       <w:r>
-        <w:t>Solution: RCH portal monitors RMNCH services.</w:t>
+        <w:t>Solution: ✅ Correct Answer: A. ANC, immunization, and family planning services | 🧠 Clinical Rationale: RCH portal monitors RMNCH services. | ❌ Why Not Others? | B — Only hospital beds: not the appropriate nursing action here | C — Only staff salaries: not the appropriate nursing action here | D — Only building works: not the appropriate nursing action here | ⚠️ Exam Trap: Read the exact question — the correct fact and its look-alike options are easy to interchange. | 💎 PNC Pearl: ANC, immunization, and family planning services → RCH portal monitors RMNCH services</w:t>
       </w:r>
     </w:p>
     <w:p>
@@ -4309,7 +4309,7 @@
     </w:p>
     <w:p>
       <w:r>
-        <w:t>Solution: Sub-centres are the first point of contact.</w:t>
+        <w:t>Solution: ✅ Correct Answer: A. Sub-centre | 🧠 Clinical Rationale: Sub-centres are the first point of contact. | ❌ Why Not Others? | B — PHC: LHVs supervise ANMs and community health workers. | C — CHC: CHCs with surgical and obstetric services act as FRUs. | D — District hospital: The district hospital is the apex facility at district level. | ⚠️ Exam Trap: Read the exact question — the correct fact and its look-alike options are easy to interchange. | 💎 PNC Pearl: Sub-centre → Sub-centres are the first point of contact</w:t>
       </w:r>
     </w:p>
     <w:p>
@@ -4354,7 +4354,7 @@
     </w:p>
     <w:p>
       <w:r>
-        <w:t>Solution: MDSR reviews every maternal death to improve care.</w:t>
+        <w:t>Solution: ✅ Correct Answer: A. Identify and review maternal deaths to prevent recurrence | 🧠 Clinical Rationale: MDSR reviews every maternal death to improve care. | ❌ Why Not Others? | B — Punish hospitals: not the appropriate nursing action here | C — Count births only: not the appropriate nursing action here | D — Cancel schemes: not the appropriate nursing action here | ⚠️ Exam Trap: Read the exact question — the correct fact and its look-alike options are easy to interchange. | 💎 PNC Pearl: Identify and review maternal deaths to prevent recurrence → MDSR reviews every maternal death to improve care</w:t>
       </w:r>
     </w:p>
     <w:p>
@@ -4399,7 +4399,7 @@
     </w:p>
     <w:p>
       <w:r>
-        <w:t>Solution: SSK (2013) strengthens newborn care units.</w:t>
+        <w:t>Solution: ✅ Correct Answer: A. Reducing newborn deaths through facility-based newborn care | 🧠 Clinical Rationale: SSK (2013) strengthens newborn care units. | ❌ Why Not Others? | B — Adult health: not the appropriate nursing action here | C — Elderly care: not the appropriate nursing action here | D — Mental health: Tele-MANAS provides free counselling and referral. | ⚠️ Exam Trap: Read the exact question — the correct fact and its look-alike options are easy to interchange. | 💎 PNC Pearl: Reducing newborn deaths through facility-based newborn care → SSK (2013) strengthens newborn care units</w:t>
       </w:r>
     </w:p>
     <w:p>
@@ -4444,7 +4444,7 @@
     </w:p>
     <w:p>
       <w:r>
-        <w:t>Solution: ANMs deliver primary maternal-child services.</w:t>
+        <w:t>Solution: ✅ Correct Answer: A. ANC, immunization, family planning, and normal deliveries | 🧠 Clinical Rationale: ANMs deliver primary maternal-child services. | ❌ Why Not Others? | B — Major surgery: Metformin risks lactic acidosis in renal failure and contrast procedures. | C — Prescribing all drugs: not the appropriate nursing action here | D — Hospital management: RKSs manage hospital funds and services with community participation. | ⚠️ Exam Trap: Read the exact question — the correct fact and its look-alike options are easy to interchange. | 💎 PNC Pearl: ANC, immunization, family planning, and normal deliveries → ANMs deliver primary maternal-child services</w:t>
       </w:r>
     </w:p>
     <w:p>
@@ -4489,7 +4489,7 @@
     </w:p>
     <w:p>
       <w:r>
-        <w:t>Solution: ABHA is the digital health identifier under ABDM.</w:t>
+        <w:t>Solution: ✅ Correct Answer: A. A digital health ID for citizens | 🧠 Clinical Rationale: ABHA is the digital health identifier under ABDM. | ❌ Why Not Others? | B — An insurance card only: not the appropriate nursing action here | C — A pension card: not the appropriate nursing action here | D — A ration card: not the appropriate nursing action here | ⚠️ Exam Trap: Read the exact question — the correct fact and its look-alike options are easy to interchange. | 💎 PNC Pearl: A digital health ID for citizens → ABHA is the digital health identifier under ABDM</w:t>
       </w:r>
     </w:p>
     <w:p>
@@ -4534,7 +4534,7 @@
     </w:p>
     <w:p>
       <w:r>
-        <w:t>Solution: Comprehensive EmOC has 9 signal functions; basic EmOC 7 (without surgery/blood).</w:t>
+        <w:t>Solution: ✅ Correct Answer: A. 9 (basic 7 + comprehensive 2) | 🧠 Clinical Rationale: Comprehensive EmOC has 9 signal functions; basic EmOC 7 (without surgery/blood). | ❌ Why Not Others? | B — 5: an incorrect number | C — 3: an incorrect number | D — 12: There are 12 schedules. — an incorrect number | ⚠️ Exam Trap: In priority questions, choose the immediate life-saving nursing action before notification, investigation, or documentation. | 🩺 Clinical Thinking: Recognize → Stabilize → Reassess → Escalate | 💎 PNC Pearl: 9 (basic 7 + comprehensive 2) → Comprehensive EmOC has 9 signal functions; basic EmOC 7 (without surgery/blood)</w:t>
       </w:r>
     </w:p>
     <w:p>
@@ -4579,7 +4579,7 @@
     </w:p>
     <w:p>
       <w:r>
-        <w:t>Solution: eSanjeevani is India's national tele-consultation service.</w:t>
+        <w:t>Solution: ✅ Correct Answer: A. Tele-consultation services | 🧠 Clinical Rationale: eSanjeevani is India's national tele-consultation service. | ❌ Why Not Others? | B — Online shopping: not the appropriate nursing action here | C — Cooking classes: not the appropriate nursing action here | D — Railway booking: not the appropriate nursing action here | ⚠️ Exam Trap: Read the exact question — the correct fact and its look-alike options are easy to interchange. | 💎 PNC Pearl: Tele-consultation services → eSanjeevani is India's national tele-consultation service</w:t>
       </w:r>
     </w:p>
     <w:p>
@@ -4624,7 +4624,7 @@
     </w:p>
     <w:p>
       <w:r>
-        <w:t>Solution: AIDS is the advanced stage of HIV infection.</w:t>
+        <w:t>Solution: ✅ Correct Answer: A. Acquired Immunodeficiency Syndrome | 🧠 Clinical Rationale: AIDS is the advanced stage of HIV infection. | ❌ Why Not Others? | B — Acute Immune Deficiency State: not the appropriate nursing action here | C — Auto Immune Deficiency Syndrome: not the appropriate nursing action here | D — Acquired Infectious Disease Syndrome: not the appropriate nursing action here | ⚠️ Exam Trap: Don’t confuse "Acquired Immunodeficiency Syndrome" with "Acquired Infectious Disease Syndrome" — they look alike and are easy to interchange. | 💎 PNC Pearl: Acquired Immunodeficiency Syndrome → AIDS is the advanced stage of HIV infection</w:t>
       </w:r>
     </w:p>
     <w:p>
@@ -4669,7 +4669,7 @@
     </w:p>
     <w:p>
       <w:r>
-        <w:t>Solution: SECC 2011 deprivation and occupational categories determine PM-JAY eligibility.</w:t>
+        <w:t>Solution: ✅ Correct Answer: A. SECC 2011 deprivation criteria | 🧠 Clinical Rationale: SECC 2011 deprivation and occupational categories determine PM-JAY eligibility. | ❌ Why Not Others? | B — Income tax returns: not the appropriate nursing action here | C — Voter lists only: not the appropriate nursing action here | D — Aadhaar only: not the appropriate nursing action here | ⚠️ Exam Trap: Read the exact question — the correct fact and its look-alike options are easy to interchange. | 💎 PNC Pearl: SECC 2011 deprivation criteria → SECC 2011 deprivation and occupational categories determine PM-JAY eligibility</w:t>
       </w:r>
     </w:p>
     <w:p>
@@ -4714,7 +4714,7 @@
     </w:p>
     <w:p>
       <w:r>
-        <w:t>Solution: MPWs (male/female) serve at sub-centres.</w:t>
+        <w:t>Solution: ✅ Correct Answer: A. Multipurpose Health Worker | 🧠 Clinical Rationale: MPWs (male/female) serve at sub-centres. | ❌ Why Not Others? | B — Medical Public Worker: not the appropriate nursing action here | C — Ministry Public Welfare: not the appropriate nursing action here | D — Multi Primary Worker: not the appropriate nursing action here | ⚠️ Exam Trap: Read the exact question — the correct fact and its look-alike options are easy to interchange. | 💎 PNC Pearl: Multipurpose Health Worker → MPWs (male/female) serve at sub-centres</w:t>
       </w:r>
     </w:p>
     <w:p>
@@ -4759,7 +4759,7 @@
     </w:p>
     <w:p>
       <w:r>
-        <w:t>Solution: RAPS is at Rawatbhata, Chittorgarh (Kota region).</w:t>
+        <w:t>Solution: ✅ Correct Answer: A. Rawatbhata (Kota) | 🧠 Clinical Rationale: RAPS is at Rawatbhata, Chittorgarh (Kota region). | ❌ Why Not Others? | B — Jaisalmer: Is the largest district of Rajasthan. — not the correct location | C — Bikaner: The Ganga Risala was the camel cavalry of the Bikaner State. — not the correct location | D — Jaipur: Is the capital of Rajasthan. — not the correct location | ⚠️ Exam Trap: Read the exact question — the correct fact and its look-alike options are easy to interchange. | 💎 PNC Pearl: Rawatbhata (Kota) → RAPS is at Rawatbhata, Chittorgarh (Kota region)</w:t>
       </w:r>
     </w:p>
     <w:p>
@@ -4804,7 +4804,7 @@
     </w:p>
     <w:p>
       <w:r>
-        <w:t>Solution: Gastric juice contains hydrochloric acid (HCl).</w:t>
+        <w:t>Solution: ✅ Correct Answer: A. Hydrochloric acid | 🧠 Explanation: Gastric juice contains hydrochloric acid (HCl). | ❌ Why Not Others? | B — Sulphuric acid: not the correct fact here | C — Nitric acid: not the correct fact here | D — Citric acid: not the correct fact here | ⚠️ Exam Trap: Read the exact question — the correct fact and its look-alike options are easy to interchange. | 💎 PNC GK Pearl: Hydrochloric acid → Gastric juice contains (HCl)</w:t>
       </w:r>
     </w:p>
     <w:p>
@@ -4849,7 +4849,7 @@
     </w:p>
     <w:p>
       <w:r>
-        <w:t>Solution: Diamond is the hardest natural material.</w:t>
+        <w:t>Solution: ✅ Correct Answer: A. Diamond | 🧠 Explanation: Diamond is the hardest natural material. | ❌ Why Not Others? | B — Graphite: not the correct fact here | C — Quartz: Jaipur blue pottery is a glazed quartz fritware. | D — Talc: Has hardness 1 on Mohs scale. | ⚠️ Exam Trap: Read the exact question — the correct fact and its look-alike options are easy to interchange. | 💎 PNC GK Pearl: Diamond → the hardest natural material</w:t>
       </w:r>
     </w:p>
     <w:p>
@@ -4894,7 +4894,7 @@
     </w:p>
     <w:p>
       <w:r>
-        <w:t>Solution: Repo is the RBI's short-term lending rate to banks.</w:t>
+        <w:t>Solution: ✅ Correct Answer: A. The RBI lends to banks | 🧠 Clinical Rationale: Repo is the RBI's short-term lending rate to banks. | ❌ Why Not Others? | B — Banks lend to customers: not the appropriate nursing action here | C — The government borrows: not the appropriate nursing action here | D — Depositors earn: not the appropriate nursing action here | ⚠️ Exam Trap: Read the exact question — the correct fact and its look-alike options are easy to interchange. | 💎 PNC Pearl: The RBI lends to banks → Repo is the RBI's short-term lending rate to banks</w:t>
       </w:r>
     </w:p>
     <w:p>
@@ -4939,7 +4939,7 @@
     </w:p>
     <w:p>
       <w:r>
-        <w:t>Solution: Padma Awards are announced on 26 January.</w:t>
+        <w:t>Solution: ✅ Correct Answer: A. Republic Day | 📰 Why: Padma Awards are announced on 26 January. | ❌ Why Not Others? | B — Independence Day: not the correct fact here | C — Gandhi Jayanti: not the correct fact here | D — Children's Day: not the correct fact here | ⚠️ Exam Trap: Read the exact question — the correct fact and its look-alike options are easy to interchange. | 💎 PNC CA Pearl: Republic Day → Padma Awards are announced 26 January</w:t>
       </w:r>
     </w:p>
     <w:p>
@@ -4984,7 +4984,7 @@
     </w:p>
     <w:p>
       <w:r>
-        <w:t>Solution: BSBY offers cashless health cover to families.</w:t>
+        <w:t>Solution: ✅ Correct Answer: A. Health insurance cover to Rajasthan families | 🧠 Clinical Rationale: BSBY offers cashless health cover to families. | ❌ Why Not Others? | B — Free housing: not the appropriate nursing action here | C — Education loans: not the appropriate nursing action here | D — Pension: not the appropriate nursing action here | ⚠️ Exam Trap: Read the exact question — the correct fact and its look-alike options are easy to interchange. | 💎 PNC Pearl: Health insurance cover to Rajasthan families → BSBY offers cashless health cover to families</w:t>
       </w:r>
     </w:p>
     <w:p>
@@ -5029,7 +5029,7 @@
     </w:p>
     <w:p>
       <w:r>
-        <w:t>Solution: Both palaces are inside Chittorgarh fort.</w:t>
+        <w:t>Solution: ✅ Correct Answer: A. Chittorgarh fort | 🧠 Explanation: Both palaces are inside Chittorgarh fort. | ❌ Why Not Others? | B — Kumbhalgarh: Maharana Pratap was born at Kumbhalgarh in 1540. | C — Amber: The Kachhwahas shifted their capital to Amber under early rulers; Man Singh built its fort. | D — Jaisalmer: Jaisalmer = Golden City | ⚠️ Exam Trap: Read the exact question — the correct fact and its look-alike options are easy to interchange. | 💎 PNC GK Pearl: Chittorgarh fort → Both palaces are inside</w:t>
       </w:r>
     </w:p>
     <w:p>
@@ -5074,7 +5074,7 @@
     </w:p>
     <w:p>
       <w:r>
-        <w:t>Solution: Bhopas sing phad legends with a painted scroll.</w:t>
+        <w:t>Solution: ✅ Correct Answer: A. Bhopa priests | 🧠 Explanation: Bhopas sing phad legends with a painted scroll. | ❌ Why Not Others? | B — Kathputli artists: not the correct fact here | C — Gair dancers: not the correct fact here | D — Chari dancers: not the correct fact here | ⚠️ Exam Trap: Read the exact question — the correct fact and its look-alike options are easy to interchange. | 💎 PNC GK Pearl: Bhopa priests → Bhopas sing phad legends with a painted scroll</w:t>
       </w:r>
     </w:p>
     <w:p>
@@ -5119,7 +5119,7 @@
     </w:p>
     <w:p>
       <w:r>
-        <w:t>Solution: The Cabinet Mission (1946) proposed a federal plan.</w:t>
+        <w:t>Solution: ✅ Correct Answer: A. 1946 | 🧠 Clinical Rationale: The Cabinet Mission (1946) proposed a federal plan. | ❌ Why Not Others? | B — 1942: The Quit India Movement began on 8 August 1942. — an incorrect year | C — 1930: Gandhi's Dandi March began on 12 March 1930. — an incorrect year | D — 1947: The Act of 1947 created India and Pakistan. — an incorrect year | ⚠️ Exam Trap: Never guess years — fix each year to its exact event before choosing. | 💎 PNC Pearl: 1946 → The Cabinet Mission ( ) proposed a federal plan</w:t>
       </w:r>
     </w:p>
     <w:p>
@@ -5164,7 +5164,7 @@
     </w:p>
     <w:p>
       <w:r>
-        <w:t>Solution: Talc has hardness 1 on Mohs scale.</w:t>
+        <w:t>Solution: ✅ Correct Answer: A. Talc | 🧠 Explanation: Talc has hardness 1 on Mohs scale. | ❌ Why Not Others? | B — Diamond: An allotrope of carbon, is the hardest natural substance. | C — Quartz: Jaipur blue pottery is a glazed quartz fritware. | D — Gypsum: Rajasthan produces nearly all of India's gypsum, used in cement and fertilisers. | ⚠️ Exam Trap: Read the exact question — the correct fact and its look-alike options are easy to interchange. | 💎 PNC GK Pearl: Talc → has hardness 1 on Mohs scale</w:t>
       </w:r>
     </w:p>
     <w:p>
@@ -5209,7 +5209,7 @@
     </w:p>
     <w:p>
       <w:r>
-        <w:t>Solution: The Mithari flows in the Jalore-Barmer belt.</w:t>
+        <w:t>Solution: ✅ Correct Answer: A. Jalore | 🧠 Explanation: The Mithari flows in the Jalore-Barmer belt. | ❌ Why Not Others? | B — Barmer: Balotra was carved from Barmer. | C — Pali: Ranakpur (Pali district) houses the magnificent Adinath Jain temple. | D — Sirohi: Mount Abu is in Sirohi district, near the Gujarat border. | ⚠️ Exam Trap: Read the exact question — the correct fact and its look-alike options are easy to interchange. | 💎 PNC GK Pearl: Jalore → The Mithari flows in -Barmer belt</w:t>
       </w:r>
     </w:p>
     <w:p>
@@ -5254,7 +5254,7 @@
     </w:p>
     <w:p>
       <w:r>
-        <w:t>Solution: XPoSat (January 2024) studies X-ray polarisation from cosmic sources.</w:t>
+        <w:t>Solution: ✅ Correct Answer: A. X-ray polarimetry satellite | 📰 Why: XPoSat (January 2024) studies X-ray polarisation from cosmic sources. | ❌ Why Not Others? | B — Navigation satellite: not the first | C — Weather satellite: not the first | D — Communication satellite: not the first | ⚠️ Exam Trap: Read the exact question — the correct fact and its look-alike options are easy to interchange. | 💎 PNC CA Pearl: X-ray polarimetry satellite = the first</w:t>
       </w:r>
     </w:p>
     <w:p>
@@ -5299,7 +5299,7 @@
     </w:p>
     <w:p>
       <w:r>
-        <w:t>Solution: The Navika Sagar Parikrama circumnavigation was completed on Tarini.</w:t>
+        <w:t>Solution: ✅ Correct Answer: A. Circumnavigation by an all-women Indian Navy crew | 📰 Why: The Navika Sagar Parikrama circumnavigation was completed on Tarini. | ❌ Why Not Others? | B — Deep-sea mining: not the correct fact here | C — Antarctic research: not the correct fact here | D — Submarine operations: not the correct fact here | ⚠️ Exam Trap: Read the exact question — the correct fact and its look-alike options are easy to interchange. | 💎 PNC CA Pearl: Circumnavigation by an all-women Indian Navy crew → The Navika Sagar Parikrama circumnavigation was completed on Tarini</w:t>
       </w:r>
     </w:p>
     <w:p>
@@ -5344,7 +5344,7 @@
     </w:p>
     <w:p>
       <w:r>
-        <w:t>Solution: Fundamental Rights were modelled on the US Bill of Rights.</w:t>
+        <w:t>Solution: ✅ Correct Answer: A. The USA Constitution | 🧠 Clinical Rationale: Fundamental Rights were modelled on the US Bill of Rights. | ❌ Why Not Others? | B — The UK: not the appropriate nursing action here | C — Canada: not the appropriate nursing action here | D — Australia: not the appropriate nursing action here | ⚠️ Exam Trap: Read the exact question — the correct fact and its look-alike options are easy to interchange. | 💎 PNC Pearl: The USA Constitution → Fundamental Rights were modelled on the US Bill of Rights</w:t>
       </w:r>
     </w:p>
     <w:p>
@@ -5389,7 +5389,7 @@
     </w:p>
     <w:p>
       <w:r>
-        <w:t>Solution: Aspur and Sagwara are in Dungarpur.</w:t>
+        <w:t>Solution: ✅ Correct Answer: A. Dungarpur | 🧠 Explanation: Aspur and Sagwara are in Dungarpur. | ❌ Why Not Others? | B — Banswara: Bagidora was carved from Banswara. | C — Pratapgarh: Thewa is a unique gold-glass art of Pratapgarh. | D — Udaipur: Udaipur = Maharana Pratap | ⚠️ Exam Trap: Read the exact question — the correct fact and its look-alike options are easy to interchange. | 💎 PNC GK Pearl: Aspur and Sagwara are in Dungarpur.</w:t>
       </w:r>
     </w:p>
     <w:p>
@@ -5434,7 +5434,7 @@
     </w:p>
     <w:p>
       <w:r>
-        <w:t>Solution: A patriot loves and serves his country.</w:t>
+        <w:t>Solution: ✅ Correct Answer: A. Patriot | 🧠 Grammar Rule: A patriot loves and serves his country. | ❌ Why Not Others? | B — Traitor: not the correct answer here | C — Citizen: not the correct answer here | D — Nationalist: not the correct answer here | ⚠️ Exam Trap: Read the exact question — the correct fact and its look-alike options are easy to interchange. | 📌 Rule to Remember: Patriot → loves and serves his country</w:t>
       </w:r>
     </w:p>
     <w:p>
@@ -5479,7 +5479,7 @@
     </w:p>
     <w:p>
       <w:r>
-        <w:t>Solution: 'कठोर' का विलोम 'कोमल' है।</w:t>
+        <w:t>Solution: ✅ Correct Answer: A. कोमल | 🧠 Grammar Rule: 'कठोर' का विलोम 'कोमल' है। | ❌ Why Not Others? | B — कड़ा: not the correct answer here | C — सख्त: not the correct answer here | D — दृढ़: not the correct answer here | ⚠️ Exam Trap: Read the exact question — the correct fact and its look-alike options are easy to interchange. | 📌 Rule to Remember: कोमल → कठोर' का विलोम ' ' है।</w:t>
       </w:r>
     </w:p>
     <w:p>
@@ -5524,7 +5524,7 @@
     </w:p>
     <w:p>
       <w:r>
-        <w:t>Solution: 'लड़का' का स्त्रीलिंग 'लड़की' है।</w:t>
+        <w:t>Solution: ✅ Correct Answer: A. लड़की | 🧠 Grammar Rule: 'लड़का' का स्त्रीलिंग 'लड़की' है। | ❌ Why Not Others? | B — महिला: not the correct answer here | C — स्त्री: 'वनिता' का अर्थ स्त्री है। | D — कन्या: not the correct answer here | ⚠️ Exam Trap: Read the exact question — the correct fact and its look-alike options are easy to interchange. | 📌 Rule to Remember: लड़की → लड़का' का स्त्रीलिंग ' ' है।</w:t>
       </w:r>
     </w:p>
     <w:p>
@@ -5569,7 +5569,7 @@
     </w:p>
     <w:p>
       <w:r>
-        <w:t>Solution: 'वृद्ध' का विलोम 'युवा' है।</w:t>
+        <w:t>Solution: ✅ Correct Answer: A. युवा | 🧠 Grammar Rule: 'वृद्ध' का विलोम 'युवा' है। | ❌ Why Not Others? | B — बालक: not the correct answer here | C — प्रौढ़: not the correct answer here | D — बूढ़ा: not the correct answer here | ⚠️ Exam Trap: Read the exact question — the correct fact and its look-alike options are easy to interchange. | 📌 Rule to Remember: युवा → वृद्ध' का विलोम ' ' है।</w:t>
       </w:r>
     </w:p>
     <w:p>
@@ -5614,7 +5614,7 @@
     </w:p>
     <w:p>
       <w:r>
-        <w:t>Solution: 'Would rather...than' takes the base verb.</w:t>
+        <w:t>Solution: ✅ Correct Answer: A. I would rather die than beg. | 🧠 Grammar Rule: 'Would rather...than' takes the base verb. | ❌ Why Not Others? | B — I would rather die than to beg.: not the correct answer here | C — I would rather die than begging.: not the correct answer here | D — I would rather die then beg.: not the correct answer here | ⚠️ Exam Trap: Don’t confuse "I would rather die than beg." with "I would rather die than begging." — they look alike and are easy to interchange. | 📌 Rule to Remember: I would rather die than beg. → Would rather...than' takes the base verb</w:t>
       </w:r>
     </w:p>
     <w:p>
@@ -5659,7 +5659,7 @@
     </w:p>
     <w:p>
       <w:r>
-        <w:t>Solution: Democracy is rule by the people.</w:t>
+        <w:t>Solution: ✅ Correct Answer: A. Democracy | 🧠 Grammar Rule: Democracy is rule by the people. | ❌ Why Not Others? | B — Monarchy: not the correct answer here | C — Oligarchy: not the correct answer here | D — Autocracy: Is rule by one absolute ruler. | ⚠️ Exam Trap: Read the exact question — the correct fact and its look-alike options are easy to interchange. | 📌 Rule to Remember: Democracy → rule by the people</w:t>
       </w:r>
     </w:p>
     <w:p>
@@ -5704,7 +5704,7 @@
     </w:p>
     <w:p>
       <w:r>
-        <w:t>Solution: 'Responsible for' is the correct collocation.</w:t>
+        <w:t>Solution: ✅ Correct Answer: A. for | 🧠 Grammar Rule: 'Responsible for' is the correct collocation. | ❌ Why Not Others? | B — of: We say 'accused of' an offence. | C — on: 'On' indicates the surface of the table. | D — at: We say 'good at' a subject or skill. | ⚠️ Exam Trap: Read the exact question — the correct fact and its look-alike options are easy to interchange. | 📌 Rule to Remember: for → Responsible ' is the correct collocation</w:t>
       </w:r>
     </w:p>
     <w:p>
@@ -5749,7 +5749,7 @@
     </w:p>
     <w:p>
       <w:r>
-        <w:t>Solution: 'Scissors' is plural.</w:t>
+        <w:t>Solution: ✅ Correct Answer: A. The scissors are on the table. | 🧠 Grammar Rule: 'Scissors' is plural. | ❌ Why Not Others? | B — The scissors is on the table.: not the correct answer here | C — The scissors was on the table.: not the correct answer here | D — The scissors has on the table.: not the correct answer here | ⚠️ Exam Trap: Don’t confuse "The scissors are on the table." with "The scissors is on the table." — they look alike and are easy to interchange. | 📌 Rule to Remember: The scissors are on the table. → Scissors' is plural</w:t>
       </w:r>
     </w:p>
     <w:p>
@@ -5794,7 +5794,7 @@
     </w:p>
     <w:p>
       <w:r>
-        <w:t>Solution: 'निंदा' का विलोम 'प्रशंसा' है।</w:t>
+        <w:t>Solution: ✅ Correct Answer: A. प्रशंसा | 🧠 Grammar Rule: 'निंदा' का विलोम 'प्रशंसा' है। | ❌ Why Not Others? | B — आलोचना: not the correct answer here | C — तिरस्कार: not the correct answer here | D — उपेक्षा: 'अपेक्षा' का विलोम 'उपेक्षा' है। | ⚠️ Exam Trap: Read the exact question — the correct fact and its look-alike options are easy to interchange. | 📌 Rule to Remember: प्रशंसा → निंदा' का विलोम ' ' है।</w:t>
       </w:r>
     </w:p>
     <w:p>
@@ -5839,7 +5839,7 @@
     </w:p>
     <w:p>
       <w:r>
-        <w:t>Solution: अनंत का अर्थ है जिसका अंत न हो।</w:t>
+        <w:t>Solution: ✅ Correct Answer: A. अनंत | 🧠 Grammar Rule: अनंत का अर्थ है जिसका अंत न हो। | ❌ Why Not Others? | B — अनादि: not the correct answer here | C — अपार: not the correct answer here | D — असीम: not the correct answer here | ⚠️ Exam Trap: Read the exact question — the correct fact and its look-alike options are easy to interchange. | 📌 Rule to Remember: अनंत → का अर्थ है जिसका अंत न हो।</w:t>
       </w:r>
     </w:p>
     <w:p>
@@ -5884,7 +5884,7 @@
     </w:p>
     <w:p>
       <w:r>
-        <w:t>Solution: 'Emergency' is the attributive noun.</w:t>
+        <w:t>Solution: ✅ Correct Answer: A. emergency | 🧠 Grammar Rule: 'Emergency' is the attributive noun. | ❌ Why Not Others? | B — emergent: not the correct answer here | C — emerging: not the correct answer here | D — emergence: not the correct answer here | ⚠️ Exam Trap: Read the exact question — the correct fact and its look-alike options are easy to interchange. | 📌 Rule to Remember: emergency → the attributive noun</w:t>
       </w:r>
     </w:p>
     <w:p>
@@ -5929,7 +5929,7 @@
     </w:p>
     <w:p>
       <w:r>
-        <w:t>Solution: करुण रस का स्थायी भाव शोक है।</w:t>
+        <w:t>Solution: ✅ Correct Answer: A. शोक | 🧠 Grammar Rule: करुण रस का स्थायी भाव शोक है। | ❌ Why Not Others? | B — हास: हास्य रस का स्थायी भाव हास (हँसी) है। | C — उत्साह: वीर रस का स्थायी भाव उत्साह है। | D — रति: शृंगार रस का स्थायी भाव रति (प्रेम) है। | ⚠️ Exam Trap: Read the exact question — the correct fact and its look-alike options are easy to interchange. | 📌 Rule to Remember: शोक → करुण रस का स्थायी भाव है।</w:t>
       </w:r>
     </w:p>
     <w:p>
@@ -5974,7 +5974,7 @@
     </w:p>
     <w:p>
       <w:r>
-        <w:t>Solution: 'सफलता' का विलोम 'विफलता' है।</w:t>
+        <w:t>Solution: ✅ Correct Answer: A. विफलता | 🧠 Grammar Rule: 'सफलता' का विलोम 'विफलता' है। | ❌ Why Not Others? | B — जीत: not the correct answer here | C — उपलब्धि: not the correct answer here | D — सिद्धि: not the correct answer here | ⚠️ Exam Trap: Read the exact question — the correct fact and its look-alike options are easy to interchange. | 📌 Rule to Remember: विफलता → सफलता' का विलोम ' ' है।</w:t>
       </w:r>
     </w:p>
     <w:p>
@@ -6019,7 +6019,7 @@
     </w:p>
     <w:p>
       <w:r>
-        <w:t>Solution: A polyglot speaks many languages.</w:t>
+        <w:t>Solution: ✅ Correct Answer: A. Polyglot | 🧠 Grammar Rule: A polyglot speaks many languages. | ❌ Why Not Others? | B — Linguist: not the correct answer here | C — Orator: An orator is skilled at public speaking. | D — Translator: not the correct answer here | ⚠️ Exam Trap: Read the exact question — the correct fact and its look-alike options are easy to interchange. | 📌 Rule to Remember: Polyglot → speaks many languages</w:t>
       </w:r>
     </w:p>
     <w:p>
@@ -6064,7 +6064,7 @@
     </w:p>
     <w:p>
       <w:r>
-        <w:t>Solution: The committee (as a unit) takes a singular verb.</w:t>
+        <w:t>Solution: ✅ Correct Answer: A. The committee has decided to postpone the meeting. | 🧠 Grammar Rule: The committee (as a unit) takes a singular verb. | ❌ Why Not Others? | B — The committee have decided to postpone the meeting.: not the correct answer here | C — The committee are deciding the meeting.: not the correct answer here | D — The committee were postpone the meeting.: not the correct answer here | ⚠️ Exam Trap: Don’t confuse "The committee has decided to postpone the meeting." with "The committee have decided to postpone the meeting." — they look alike and are easy to interchange. | 📌 Rule to Remember: The committee has decided to postpone the meeting. → The committee (as a unit) takes a singular verb</w:t>
       </w:r>
     </w:p>
     <w:p>
@@ -6109,7 +6109,7 @@
     </w:p>
     <w:p>
       <w:r>
-        <w:t>Solution: BitLocker encrypts entire drives.</w:t>
+        <w:t>Solution: ✅ Correct Answer: A. Full-disk encryption | 🧠 Explanation: BitLocker encrypts entire drives. | ❌ Why Not Others? | B — Antivirus: Programs scan and remove malicious software. | C — Firewall: not the correct option here | D — Disk defrag: not the correct option here | ⚠️ Exam Trap: Read the exact question — the correct fact and its look-alike options are easy to interchange. | 💎 PNC Pearl: Full-disk encryption → BitLocker encrypts entire drives</w:t>
       </w:r>
     </w:p>
     <w:p>
@@ -6154,7 +6154,7 @@
     </w:p>
     <w:p>
       <w:r>
-        <w:t>Solution: Keep three copies on two media with one off-site for safety.</w:t>
+        <w:t>Solution: ✅ Correct Answer: A. 3 copies, 2 media types, 1 offsite | 🧠 Explanation: Keep three copies on two media with one off-site for safety. | ❌ Why Not Others? | B — 3 backups daily: not the correct option here | C — 2 backups monthly: not the correct option here | D — 1 copy only: not the correct option here | ⚠️ Exam Trap: Read the exact question — the correct fact and its look-alike options are easy to interchange. | 💎 PNC Pearl: 3 copies, 2 media types, 1 offsite → Keep three copies on two media with one off-site for safety</w:t>
       </w:r>
     </w:p>
     <w:p>
@@ -6199,7 +6199,7 @@
     </w:p>
     <w:p>
       <w:r>
-        <w:t>Solution: Steve Wozniak designed the Apple I; Steve Jobs marketed it.</w:t>
+        <w:t>Solution: ✅ Correct Answer: A. Steve Wozniak | 🧠 Explanation: Steve Wozniak designed the Apple I; Steve Jobs marketed it. | ❌ Why Not Others? | B — Bill Gates: not the first Apple computer, Apple | C — Alan Turing: Turing proposed the test for machine intelligence in 1950. — not the first Apple computer, Apple | D — Charles Babbage: Charles Babbage = Computer — not the first Apple computer, Apple | ⚠️ Exam Trap: Read the exact question — the correct fact and its look-alike options are easy to interchange. | 💎 PNC Pearl: Steve Wozniak = the first Apple computer, Apple</w:t>
       </w:r>
     </w:p>
     <w:p>
@@ -6244,7 +6244,7 @@
     </w:p>
     <w:p>
       <w:r>
-        <w:t>Solution: Microsoft launched Windows 1.0 in 1985.</w:t>
+        <w:t>Solution: ✅ Correct Answer: A. 1985 | 🧠 Explanation: Microsoft launched Windows 1.0 in 1985. | ❌ Why Not Others? | B — 1975: The Altair 8800 (1975) is often credited as the first personal computer. — an incorrect year | C — 1995: an incorrect year | D — 2005: an incorrect year | ⚠️ Exam Trap: Never guess years — fix each year to its exact event before choosing. | 💎 PNC Pearl: Microsoft launched Windows 1.0 in 1985.</w:t>
       </w:r>
     </w:p>
     <w:p>
@@ -6289,7 +6289,7 @@
     </w:p>
     <w:p>
       <w:r>
-        <w:t>Solution: Resolution like 1920x1080 describes pixel count.</w:t>
+        <w:t>Solution: ✅ Correct Answer: A. The number of pixels (width x height) | 🧠 Explanation: Resolution like 1920x1080 describes pixel count. | ❌ Why Not Others? | B — Its brand: not the correct option here | C — Its weight: not the correct option here | D — Its colour: not the correct option here | ⚠️ Exam Trap: Read the exact question — the correct fact and its look-alike options are easy to interchange. | 💎 PNC Pearl: The number of pixels (width x height) → Resolution like 1920x1080 describes pixel count</w:t>
       </w:r>
     </w:p>
     <w:p>
@@ -6334,7 +6334,7 @@
     </w:p>
     <w:p>
       <w:r>
-        <w:t>Solution: Inodes hold file metadata and block pointers.</w:t>
+        <w:t>Solution: ✅ Correct Answer: A. Metadata about a file (permissions, size, blocks) | 🧠 Explanation: Inodes hold file metadata and block pointers. | ❌ Why Not Others? | B — The file's contents only: not the correct option here | C — The password: 2FA combines something you know with something you have/are. | D — The wallpaper: not the correct option here | ⚠️ Exam Trap: Read the exact question — the correct fact and its look-alike options are easy to interchange. | 💎 PNC Pearl: Metadata about a file (permissions, size, blocks) → Inodes hold file metadata and block pointers</w:t>
       </w:r>
     </w:p>
     <w:p>
@@ -6379,7 +6379,7 @@
     </w:p>
     <w:p>
       <w:r>
-        <w:t>Solution: Magnifier assists low-vision users by enlarging the display.</w:t>
+        <w:t>Solution: ✅ Correct Answer: A. Enlarges parts of the screen | 🧠 Explanation: Magnifier assists low-vision users by enlarging the display. | ❌ Why Not Others? | B — Increases file size: not the correct option here | C — Zooms the browser only: not the correct option here | D — Changes resolution: not the correct option here | ⚠️ Exam Trap: Read the exact question — the correct fact and its look-alike options are easy to interchange. | 💎 PNC Pearl: Enlarges parts of the screen → Magnifier assists low-vision users by enlarging the display</w:t>
       </w:r>
     </w:p>
     <w:p>
@@ -6424,7 +6424,7 @@
     </w:p>
     <w:p>
       <w:r>
-        <w:t>Solution: Fourth-generation computers (1971-80) used microprocessors.</w:t>
+        <w:t>Solution: ✅ Correct Answer: A. Fourth generation | 🧠 Explanation: Fourth-generation computers (1971-80) used microprocessors. | ❌ Why Not Others? | B — First generation: First-generation computers (1940s-50s) used vacuum tubes. | C — Second generation: Second-generation computers (1959-65) used transistors. | D — Third generation: Third-generation computers (1965-71) used ICs. | ⚠️ Exam Trap: Read the exact question — the correct fact and its look-alike options are easy to interchange. | 💎 PNC Pearl: Fourth generation → Fourth-generation computers (1971-80) used microprocessors</w:t>
       </w:r>
     </w:p>
     <w:p>
@@ -6469,7 +6469,7 @@
     </w:p>
     <w:p>
       <w:r>
-        <w:t>Solution: Dongles add connectivity (Wi-Fi, Bluetooth) via a port.</w:t>
+        <w:t>Solution: ✅ Correct Answer: A. A small device that plugs into a port | 🧠 Explanation: Dongles add connectivity (Wi-Fi, Bluetooth) via a port. | ❌ Why Not Others? | B — A type of monitor: not the correct option here | C — A computer case: not the correct option here | D — A power strip: not the correct option here | ⚠️ Exam Trap: Read the exact question — the correct fact and its look-alike options are easy to interchange. | 💎 PNC Pearl: A small device that plugs into a port → Dongles add connectivity (Wi-Fi, Bluetooth) via a port</w:t>
       </w:r>
     </w:p>
     <w:p>
@@ -6514,7 +6514,7 @@
     </w:p>
     <w:p>
       <w:r>
-        <w:t>Solution: Device Manager shows and manages hardware devices.</w:t>
+        <w:t>Solution: ✅ Correct Answer: A. Manage hardware drivers | 🧠 Explanation: Device Manager shows and manages hardware devices. | ❌ Why Not Others? | B — Edit documents: not the correct option here | C — Play media: not the correct option here | D — Scan files: not the correct option here | ⚠️ Exam Trap: Read the exact question — the correct fact and its look-alike options are easy to interchange. | 💎 PNC Pearl: Manage hardware drivers → Device Manager shows and manages hardware devices</w:t>
       </w:r>
     </w:p>
     <w:p>
@@ -6559,7 +6559,7 @@
     </w:p>
     <w:p>
       <w:r>
-        <w:t>Solution: Excessive paging collapses throughput.</w:t>
+        <w:t>Solution: ✅ Correct Answer: A. The system spends more time paging than executing | 🧠 Explanation: Excessive paging collapses throughput. | ❌ Why Not Others? | B — The CPU overheats: not the correct option here | C — The fan is loud: not the correct option here | D — The printer jams: not the correct option here | ⚠️ Exam Trap: Read the exact question — the correct fact and its look-alike options are easy to interchange. | 💎 PNC Pearl: The system spends more time paging than executing → Excessive paging collapses throughput</w:t>
       </w:r>
     </w:p>
     <w:p>
@@ -6604,7 +6604,7 @@
     </w:p>
     <w:p>
       <w:r>
-        <w:t>Solution: Optical Character Recognition digitizes printed/handwritten text.</w:t>
+        <w:t>Solution: ✅ Correct Answer: A. Convert scanned images of text into editable text | 🧠 Explanation: Optical Character Recognition digitizes printed/handwritten text. | ❌ Why Not Others? | B — Speed up the CPU: not the correct option here | C — Compress audio: not the correct option here | D — Enhance colours: not the correct option here | ⚠️ Exam Trap: Read the exact question — the correct fact and its look-alike options are easy to interchange. | 💎 PNC Pearl: Convert scanned images of text into editable text → Optical Character Recognition digitizes printed/handwritten text</w:t>
       </w:r>
     </w:p>
     <w:p>
@@ -6649,7 +6649,7 @@
     </w:p>
     <w:p>
       <w:r>
-        <w:t>Solution: OneDrive is Microsoft's cloud storage integrated with Windows.</w:t>
+        <w:t>Solution: ✅ Correct Answer: A. Microsoft | 🧠 Explanation: OneDrive is Microsoft's cloud storage integrated with Windows. | ❌ Why Not Others? | B — Apple: macOS runs on Apple Mac computers. | C — Google: Gmail is Google's email service; Outlook is Microsoft's. | D — Amazon: not the correct option here | ⚠️ Exam Trap: Read the exact question — the correct fact and its look-alike options are easy to interchange. | 💎 PNC Pearl: Microsoft → OneDrive is 's cloud storage integrated with Windows</w:t>
       </w:r>
     </w:p>
     <w:p>
@@ -6694,7 +6694,7 @@
     </w:p>
     <w:p>
       <w:r>
-        <w:t>Solution: NX marks data pages as non-executable.</w:t>
+        <w:t>Solution: ✅ Correct Answer: A. Execution of code in non-executable memory | 🧠 Explanation: NX marks data pages as non-executable. | ❌ Why Not Others? | B — Network transfers: not the correct option here | C — File copying: not the correct option here | D — Screen printing: not the correct option here | ⚠️ Exam Trap: Read the exact question — the correct fact and its look-alike options are easy to interchange. | 💎 PNC Pearl: Execution of code in non-executable memory → NX marks data pages as non-executable</w:t>
       </w:r>
     </w:p>
     <w:p>
@@ -6739,7 +6739,7 @@
     </w:p>
     <w:p>
       <w:r>
-        <w:t>Solution: ML models improve their performance from data.</w:t>
+        <w:t>Solution: ✅ Correct Answer: A. Learn patterns from data without explicit programming | 🧠 Explanation: ML models improve their performance from data. | ❌ Why Not Others? | B — Only follow fixed rules: not the correct option here | C — Replace all humans: not the correct option here | D — Never improve: not the correct option here | ⚠️ Exam Trap: Read the exact question — the correct fact and its look-alike options are easy to interchange. | 💎 PNC Pearl: Learn patterns from data without explicit programming → ML models improve their performance from data</w:t>
       </w:r>
     </w:p>
     <w:p>
